--- a/chapters/exports/03-project.docx
+++ b/chapters/exports/03-project.docx
@@ -23,10 +23,7 @@
         <w:pStyle w:val="Heading2"/>
       </w:pPr>
       <w:r>
-        <w:t xml:space="preserve">1.1	</w:t>
-      </w:r>
-      <w:r>
-        <w:t xml:space="preserve">Workflow</w:t>
+        <w:t xml:space="preserve">Iterative Design</w:t>
       </w:r>
     </w:p>
     <w:p>
@@ -39,7 +36,7 @@
         <w:pStyle w:val="ListParagraph"/>
         <w:numPr>
           <w:ilvl w:val="0"/>
-          <w:numId w:val="10"/>
+          <w:numId w:val="11"/>
         </w:numPr>
       </w:pPr>
       <w:r>
@@ -58,7 +55,7 @@
         <w:pStyle w:val="ListParagraph"/>
         <w:numPr>
           <w:ilvl w:val="1"/>
-          <w:numId w:val="10"/>
+          <w:numId w:val="11"/>
         </w:numPr>
       </w:pPr>
       <w:r>
@@ -70,7 +67,7 @@
         <w:pStyle w:val="ListParagraph"/>
         <w:numPr>
           <w:ilvl w:val="1"/>
-          <w:numId w:val="10"/>
+          <w:numId w:val="11"/>
         </w:numPr>
       </w:pPr>
       <w:r>
@@ -82,7 +79,7 @@
         <w:pStyle w:val="ListParagraph"/>
         <w:numPr>
           <w:ilvl w:val="1"/>
-          <w:numId w:val="10"/>
+          <w:numId w:val="11"/>
         </w:numPr>
       </w:pPr>
       <w:r>
@@ -91,7 +88,7 @@
     </w:p>
     <w:p>
       <w:r>
-        <w:t xml:space="preserve">Don’t worry about fleshing out these sections in detail. When drafting the brief, get the ideas down, and the details can be developed later.</w:t>
+        <w:t xml:space="preserve">Don’t worry about fleshing out these sections in detail. When drafting the brief, focus on getting the ideas down. The details can be developed later.</w:t>
       </w:r>
     </w:p>
     <w:p/>
@@ -128,7 +125,7 @@
         <w:pStyle w:val="ListParagraph"/>
         <w:numPr>
           <w:ilvl w:val="0"/>
-          <w:numId w:val="11"/>
+          <w:numId w:val="12"/>
         </w:numPr>
         <w:pBdr>
           <w:left w:val="double" w:color="5D85D0"/>
@@ -149,7 +146,7 @@
         <w:pStyle w:val="ListParagraph"/>
         <w:numPr>
           <w:ilvl w:val="1"/>
-          <w:numId w:val="11"/>
+          <w:numId w:val="12"/>
         </w:numPr>
       </w:pPr>
       <w:r>
@@ -167,7 +164,7 @@
         <w:pStyle w:val="ListParagraph"/>
         <w:numPr>
           <w:ilvl w:val="1"/>
-          <w:numId w:val="11"/>
+          <w:numId w:val="12"/>
         </w:numPr>
       </w:pPr>
       <w:r>
@@ -180,7 +177,7 @@
         <w:pStyle w:val="ListParagraph"/>
         <w:numPr>
           <w:ilvl w:val="1"/>
-          <w:numId w:val="11"/>
+          <w:numId w:val="12"/>
         </w:numPr>
       </w:pPr>
       <w:r>
@@ -188,25 +185,6 @@
         <w:t xml:space="preserve">Task 2  </w:t>
       </w:r>
     </w:p>
-    <w:p>
-      <w:pPr>
-        <w:pStyle w:val="ListParagraph"/>
-        <w:numPr>
-          <w:ilvl w:val="0"/>
-          <w:numId w:val="11"/>
-        </w:numPr>
-      </w:pPr>
-      <w:r>
-        <w:br/>
-        <w:t xml:space="preserve">Goal 2 </w:t>
-      </w:r>
-      <w:r>
-        <w:br/>
-        <w:t xml:space="preserve">
-A. Objective 1</w:t>
-      </w:r>
-    </w:p>
-    <w:p/>
     <w:p>
       <w:pPr>
         <w:pStyle w:val="ListParagraph"/>
@@ -216,6 +194,25 @@
         </w:numPr>
       </w:pPr>
       <w:r>
+        <w:br/>
+        <w:t xml:space="preserve">Goal 2 </w:t>
+      </w:r>
+      <w:r>
+        <w:br/>
+        <w:t xml:space="preserve">
+A. Objective 1</w:t>
+      </w:r>
+    </w:p>
+    <w:p/>
+    <w:p>
+      <w:pPr>
+        <w:pStyle w:val="ListParagraph"/>
+        <w:numPr>
+          <w:ilvl w:val="0"/>
+          <w:numId w:val="13"/>
+        </w:numPr>
+      </w:pPr>
+      <w:r>
         <w:rPr>
           <w:b/>
           <w:bCs/>
@@ -223,7 +220,7 @@
         <w:t xml:space="preserve">Budget</w:t>
       </w:r>
       <w:r>
-        <w:t xml:space="preserve">. Create a back-of-the-envelope budget broken down by objectives and tasks. You can rough out the costs of tasks by staff, equipment, materials, and other key/generic items. Again, don’t worry about details; make some rough estimates. Napkins and a pen at a restaurant are good tools of the trade! Capture your proposal ideas and get rolling.</w:t>
+        <w:t xml:space="preserve">. Creating a back-of-the-envelope budget helps quickly estimate a project’s basic costs—like staff time, equipment, materials, and key activities, e.g., site assessments, community outreach, training sessions, and report preparation—before investing time in a full proposal. It’s a simple way to test feasibility and guide early planning decisions. Again, don’t worry about details, just make some rough estimates. Napkins (or junk mail) and a pen at a restaurant are good tools of the trade! Capture your proposal ideas and get rolling.</w:t>
       </w:r>
     </w:p>
     <w:p>
@@ -231,7 +228,7 @@
         <w:pStyle w:val="ListParagraph"/>
         <w:numPr>
           <w:ilvl w:val="0"/>
-          <w:numId w:val="12"/>
+          <w:numId w:val="13"/>
         </w:numPr>
       </w:pPr>
       <w:r>
@@ -250,9 +247,6 @@
         <w:pStyle w:val="Heading3"/>
       </w:pPr>
       <w:r>
-        <w:t xml:space="preserve">1.1.1	</w:t>
-      </w:r>
-      <w:r>
         <w:t xml:space="preserve">Scope</w:t>
       </w:r>
     </w:p>
@@ -260,7 +254,7 @@
       <w:r>
         <w:t xml:space="preserve">Use the brief to flesh out a more detailed project scope and description. Don’t be afraid to write and then rewrite various sections. Give each a rest for a few days, then return after working on other sections. Create a checklist from the proposal RFP solicitation package to ensure you don’t forget anything. The </w:t>
       </w:r>
-      <w:hyperlink w:history="1" r:id="rIde0onenug125p7bugad9lc">
+      <w:hyperlink w:history="1" r:id="rIdvdcklpwcqxi3s25xfwbw_">
         <w:r>
           <w:rPr>
             <w:rStyle w:val="Hyperlink"/>
@@ -282,9 +276,6 @@
         <w:pStyle w:val="Heading2"/>
       </w:pPr>
       <w:r>
-        <w:t xml:space="preserve">1.2	</w:t>
-      </w:r>
-      <w:r>
         <w:t xml:space="preserve">Budget</w:t>
       </w:r>
     </w:p>
@@ -301,7 +292,7 @@
         <w:t xml:space="preserve">Table </w:t>
       </w:r>
       <w:r>
-        <w:t xml:space="preserve">1.1</w:t>
+        <w:t xml:space="preserve">1</w:t>
       </w:r>
       <w:r>
         <w:t xml:space="preserve">). In this simplified example, salaries (35%) include benefits and contracted labor. Implementation (50%) is for all non-salary project costs, such as supplies, equipment, and travel. Indirect (15%) is for an organization’s operating costs, e.g., rent, utilities, and fees. This immediately informs the project team how to allocate resources to the budget and project as they develop the proposal or project.</w:t>
@@ -323,7 +314,7 @@
           <w:b/>
           <w:bCs/>
         </w:rPr>
-        <w:t xml:space="preserve">1.1</w:t>
+        <w:t xml:space="preserve">1</w:t>
       </w:r>
       <w:r>
         <w:rPr>
@@ -511,9 +502,6 @@
         <w:pStyle w:val="Heading3"/>
       </w:pPr>
       <w:r>
-        <w:t xml:space="preserve">1.2.1	</w:t>
-      </w:r>
-      <w:r>
         <w:t xml:space="preserve">Budget process</w:t>
       </w:r>
     </w:p>
@@ -527,7 +515,7 @@
         <w:pStyle w:val="ListParagraph"/>
         <w:numPr>
           <w:ilvl w:val="0"/>
-          <w:numId w:val="13"/>
+          <w:numId w:val="14"/>
         </w:numPr>
       </w:pPr>
       <w:r>
@@ -546,7 +534,7 @@
         <w:pStyle w:val="ListParagraph"/>
         <w:numPr>
           <w:ilvl w:val="0"/>
-          <w:numId w:val="13"/>
+          <w:numId w:val="14"/>
         </w:numPr>
       </w:pPr>
       <w:r>
@@ -565,7 +553,7 @@
         <w:pStyle w:val="ListParagraph"/>
         <w:numPr>
           <w:ilvl w:val="0"/>
-          <w:numId w:val="13"/>
+          <w:numId w:val="14"/>
         </w:numPr>
       </w:pPr>
       <w:r>
@@ -584,7 +572,7 @@
         <w:pStyle w:val="ListParagraph"/>
         <w:numPr>
           <w:ilvl w:val="0"/>
-          <w:numId w:val="13"/>
+          <w:numId w:val="14"/>
         </w:numPr>
       </w:pPr>
       <w:r>
@@ -603,7 +591,7 @@
         <w:pStyle w:val="ListParagraph"/>
         <w:numPr>
           <w:ilvl w:val="0"/>
-          <w:numId w:val="13"/>
+          <w:numId w:val="14"/>
         </w:numPr>
       </w:pPr>
       <w:r>
@@ -772,9 +760,6 @@
         <w:pStyle w:val="Heading2"/>
       </w:pPr>
       <w:r>
-        <w:t xml:space="preserve">1.3	</w:t>
-      </w:r>
-      <w:r>
         <w:t xml:space="preserve">Finalize</w:t>
       </w:r>
     </w:p>
@@ -783,30 +768,44 @@
         <w:t xml:space="preserve">Put together your project design and share it. For both proposals and projects, copyedit your final version and then copyedit it again. Look at it in different formats and, ideally, let the proposal rest for a few days, then copyedit again. Printing out the key written components and editing with a red pen can also help catch additional mistakes or grammatical errors. This might seem like a paper waste, but it can be effective for editing.</w:t>
       </w:r>
     </w:p>
-    <w:p>
-      <w:r>
-        <w:t xml:space="preserve">The FBA can also review projects and proposals, with our staff writers’ years of experience with proposal development and successful funding track records. However, we ask that you send them early, e.g., months before the due date or during the conceptual phase. Please get in touch with us if you’re interested in a review.</w:t>
-      </w:r>
-    </w:p>
-    <w:p>
-      <w:r>
-        <w:t xml:space="preserve">Good luck!</w:t>
-      </w:r>
-    </w:p>
-    <w:p>
-      <w:pPr>
-        <w:pStyle w:val="Heading2"/>
-      </w:pPr>
-      <w:r>
-        <w:t xml:space="preserve">1.4	</w:t>
-      </w:r>
-      <w:r>
-        <w:t xml:space="preserve">Resources</w:t>
-      </w:r>
-    </w:p>
-    <w:p>
-      <w:r>
-        <w:t xml:space="preserve">The project design chapter is a very brief look at how to develop projects and proposals. You’ll want to dive deeper to develop your project and proposal craft. Here are a few additional resources to get going:</w:t>
+    <w:p/>
+    <w:p>
+      <w:pPr>
+        <w:pBdr>
+          <w:left w:val="double" w:color="5D85D0"/>
+        </w:pBdr>
+        <w:shd w:color="5D85D0" w:val="solid"/>
+        <w:ind w:left="288" w:right="288"/>
+      </w:pPr>
+      <w:r>
+        <w:rPr>
+          <w:b/>
+          <w:bCs/>
+          <w:color w:val="FFFFFF"/>
+        </w:rPr>
+        <w:t xml:space="preserve">Recommendations to Funders</w:t>
+      </w:r>
+    </w:p>
+    <w:p>
+      <w:pPr>
+        <w:pBdr>
+          <w:left w:val="double" w:color="5D85D0"/>
+        </w:pBdr>
+        <w:ind w:left="288" w:right="288"/>
+      </w:pPr>
+      <w:r>
+        <w:t xml:space="preserve">Putting together proposals in response to foundations and government agency requests for proposals (RFPs) can often be an arduous or torturous process. It doesn’t have to be this way, and some foundations and agencies are much better at it than others. For example, the California Wildlife Conservation Board typically requires a site visit prior to an applicant putting together a proposal, then program officers review submitted proposals and provide feedback on scope and budget. If and when the proposal goes to the board, it’s likely to be funded.</w:t>
+      </w:r>
+    </w:p>
+    <w:p>
+      <w:pPr>
+        <w:pBdr>
+          <w:left w:val="double" w:color="5D85D0"/>
+        </w:pBdr>
+        <w:ind w:left="288" w:right="288"/>
+      </w:pPr>
+      <w:r>
+        <w:t xml:space="preserve">Funders vary so widely it’s hard to make generalizations, but the best pay more attention to process and capacity building. If you get a chance to give feedback to funders during a proposal process, please offer them honest feedback. Here are our suggestions for funders that you’re welcome to adapt:</w:t>
       </w:r>
     </w:p>
     <w:p>
@@ -814,10 +813,133 @@
         <w:pStyle w:val="ListParagraph"/>
         <w:numPr>
           <w:ilvl w:val="0"/>
-          <w:numId w:val="14"/>
+          <w:numId w:val="15"/>
         </w:numPr>
-      </w:pPr>
-      <w:hyperlink w:history="1" r:id="rIdgukrwhdtnjpjetwsnb9z3">
+        <w:pBdr>
+          <w:left w:val="double" w:color="5D85D0"/>
+        </w:pBdr>
+        <w:ind w:left="288" w:right="288"/>
+      </w:pPr>
+      <w:r>
+        <w:rPr>
+          <w:b/>
+          <w:bCs/>
+        </w:rPr>
+        <w:t xml:space="preserve">Streamline the initial application process</w:t>
+      </w:r>
+      <w:r>
+        <w:t xml:space="preserve">. One page: tasks, budget, qualifications. That’s it! Details later! Don’t make grantees answer 17 questions and develop a 50 page proposal for funding they may have a small change of securing. That’s not fair to them or reviewers.</w:t>
+      </w:r>
+    </w:p>
+    <w:p>
+      <w:pPr>
+        <w:pStyle w:val="ListParagraph"/>
+        <w:numPr>
+          <w:ilvl w:val="0"/>
+          <w:numId w:val="15"/>
+        </w:numPr>
+      </w:pPr>
+      <w:r>
+        <w:rPr>
+          <w:b/>
+          <w:bCs/>
+        </w:rPr>
+        <w:t xml:space="preserve">Consider participatory grant-making</w:t>
+      </w:r>
+      <w:r>
+        <w:t xml:space="preserve">. What if we flattened the decision-making for who gets funding and included grantees in that process. What if grantmaking by all funders was more transparent and less opaque? Maybe this would require more time up front by funders, but it could lead to stronger projects and improved connections to grantees.</w:t>
+      </w:r>
+    </w:p>
+    <w:p>
+      <w:pPr>
+        <w:pStyle w:val="ListParagraph"/>
+        <w:numPr>
+          <w:ilvl w:val="0"/>
+          <w:numId w:val="15"/>
+        </w:numPr>
+      </w:pPr>
+      <w:r>
+        <w:rPr>
+          <w:b/>
+          <w:bCs/>
+        </w:rPr>
+        <w:t xml:space="preserve">Rethink proposal forms</w:t>
+      </w:r>
+      <w:r>
+        <w:t xml:space="preserve">. Consider providing templates in word or pdf format that grantees can fill out then upload the saved docs to your grant portal instead of using online forms that require filling out each section before moving on to the next. No one should have to cut and paste their proposal to submit it online; that is so 1990s. Look for others ways to automate this process with grantees.</w:t>
+      </w:r>
+    </w:p>
+    <w:p>
+      <w:pPr>
+        <w:pStyle w:val="ListParagraph"/>
+        <w:numPr>
+          <w:ilvl w:val="0"/>
+          <w:numId w:val="15"/>
+        </w:numPr>
+      </w:pPr>
+      <w:r>
+        <w:rPr>
+          <w:b/>
+          <w:bCs/>
+        </w:rPr>
+        <w:t xml:space="preserve">Shorten RFPs</w:t>
+      </w:r>
+      <w:r>
+        <w:t xml:space="preserve">. RFPS in excess of 20 pages make it difficult for grantees to get to translate to proposals. List what you want, how much to apply for, and leave the legalese for funding recipients, e.g., don’t include pages of appendices with contracts and required forms. The legal documentation can have a link online and providing other key documents, e.g., model budget or scope could be made available.</w:t>
+      </w:r>
+    </w:p>
+    <w:p>
+      <w:pPr>
+        <w:pStyle w:val="ListParagraph"/>
+        <w:numPr>
+          <w:ilvl w:val="0"/>
+          <w:numId w:val="15"/>
+        </w:numPr>
+      </w:pPr>
+      <w:r>
+        <w:rPr>
+          <w:b/>
+          <w:bCs/>
+        </w:rPr>
+        <w:t xml:space="preserve">Set realistic due dates</w:t>
+      </w:r>
+      <w:r>
+        <w:t xml:space="preserve">. Not January 2 or the week after Thanksgiving or even during the summer school holidays. Also don’t release RFPs on December 23rd, that’s verging on Ebenezer Scrooge behavior. These due dates aren’t made up, we have experienced this for grants and heard from partners about the same.</w:t>
+      </w:r>
+    </w:p>
+    <w:p/>
+    <w:p>
+      <w:r>
+        <w:t xml:space="preserve">The FBA can also review projects and proposals, with our staff writers’ years of experience with proposal development and successful funding track records. However, we ask that you send them early, e.g., months before the due date or during the conceptual phase. Please get in touch with us if you’re interested in a review.</w:t>
+      </w:r>
+    </w:p>
+    <w:p>
+      <w:r>
+        <w:t xml:space="preserve">Good luck!</w:t>
+      </w:r>
+    </w:p>
+    <w:p>
+      <w:pPr>
+        <w:pStyle w:val="Heading2"/>
+      </w:pPr>
+      <w:r>
+        <w:t xml:space="preserve">Resources</w:t>
+      </w:r>
+    </w:p>
+    <w:p>
+      <w:r>
+        <w:t xml:space="preserve">The project design chapter is a very brief look at how to develop projects and proposals. You’ll want to dive deeper to develop your project and proposal craft. Here are a few additional resources to get going:</w:t>
+      </w:r>
+    </w:p>
+    <w:p>
+      <w:pPr>
+        <w:pStyle w:val="ListParagraph"/>
+        <w:numPr>
+          <w:ilvl w:val="0"/>
+          <w:numId w:val="16"/>
+        </w:numPr>
+      </w:pPr>
+      <w:hyperlink w:history="1" r:id="rIdi8et7rhxauxxqfjpz58re">
         <w:r>
           <w:rPr>
             <w:b/>
@@ -836,10 +958,10 @@
         <w:pStyle w:val="ListParagraph"/>
         <w:numPr>
           <w:ilvl w:val="0"/>
-          <w:numId w:val="14"/>
+          <w:numId w:val="16"/>
         </w:numPr>
       </w:pPr>
-      <w:hyperlink w:history="1" r:id="rId3fjjchtp6ul9san3oyv1m">
+      <w:hyperlink w:history="1" r:id="rId33nbrkgv83lujvtlsfafo">
         <w:r>
           <w:rPr>
             <w:b/>
@@ -858,10 +980,10 @@
         <w:pStyle w:val="ListParagraph"/>
         <w:numPr>
           <w:ilvl w:val="0"/>
-          <w:numId w:val="14"/>
+          <w:numId w:val="16"/>
         </w:numPr>
       </w:pPr>
-      <w:hyperlink w:history="1" r:id="rIdj2fj-rtipuog5l0wlwwx9">
+      <w:hyperlink w:history="1" r:id="rIdif1xm2i5kjywk1uhjyocw">
         <w:r>
           <w:rPr>
             <w:b/>
@@ -880,10 +1002,10 @@
         <w:pStyle w:val="ListParagraph"/>
         <w:numPr>
           <w:ilvl w:val="0"/>
-          <w:numId w:val="14"/>
+          <w:numId w:val="16"/>
         </w:numPr>
       </w:pPr>
-      <w:hyperlink w:history="1" r:id="rIdqe4zo1vpppskhdhv-ayfw">
+      <w:hyperlink w:history="1" r:id="rIdimyr5dlnrgenphaetewau">
         <w:r>
           <w:rPr>
             <w:b/>
@@ -1429,6 +1551,90 @@
     <w:multiLevelType w:val="hybridMultilevel"/>
     <w:lvl w:ilvl="0" w15:tentative="1">
       <w:start w:val="1"/>
+      <w:numFmt w:val="decimal"/>
+      <w:lvlText w:val="%1."/>
+      <w:lvlJc w:val="start"/>
+      <w:pPr>
+        <w:ind w:left="720" w:hanging="259"/>
+      </w:pPr>
+    </w:lvl>
+    <w:lvl w:ilvl="1" w15:tentative="1">
+      <w:start w:val="1"/>
+      <w:numFmt w:val="lowerLetter"/>
+      <w:lvlText w:val="%2."/>
+      <w:lvlJc w:val="start"/>
+      <w:pPr>
+        <w:ind w:left="1440" w:hanging="259"/>
+      </w:pPr>
+    </w:lvl>
+    <w:lvl w:ilvl="2" w15:tentative="1">
+      <w:start w:val="1"/>
+      <w:numFmt w:val="lowerRoman"/>
+      <w:lvlText w:val="%3."/>
+      <w:lvlJc w:val="start"/>
+      <w:pPr>
+        <w:ind w:left="2160" w:hanging="259"/>
+      </w:pPr>
+    </w:lvl>
+    <w:lvl w:ilvl="3" w15:tentative="1">
+      <w:start w:val="1"/>
+      <w:numFmt w:val="decimal"/>
+      <w:lvlText w:val="%4."/>
+      <w:lvlJc w:val="start"/>
+      <w:pPr>
+        <w:ind w:left="2880" w:hanging="259"/>
+      </w:pPr>
+    </w:lvl>
+    <w:lvl w:ilvl="4" w15:tentative="1">
+      <w:start w:val="1"/>
+      <w:numFmt w:val="lowerLetter"/>
+      <w:lvlText w:val="%5."/>
+      <w:lvlJc w:val="start"/>
+      <w:pPr>
+        <w:ind w:left="3600" w:hanging="259"/>
+      </w:pPr>
+    </w:lvl>
+    <w:lvl w:ilvl="5" w15:tentative="1">
+      <w:start w:val="1"/>
+      <w:numFmt w:val="lowerRoman"/>
+      <w:lvlText w:val="%6."/>
+      <w:lvlJc w:val="start"/>
+      <w:pPr>
+        <w:ind w:left="4320" w:hanging="259"/>
+      </w:pPr>
+    </w:lvl>
+    <w:lvl w:ilvl="6" w15:tentative="1">
+      <w:start w:val="1"/>
+      <w:numFmt w:val="decimal"/>
+      <w:lvlText w:val="%7."/>
+      <w:lvlJc w:val="start"/>
+      <w:pPr>
+        <w:ind w:left="5040" w:hanging="259"/>
+      </w:pPr>
+    </w:lvl>
+    <w:lvl w:ilvl="7" w15:tentative="1">
+      <w:start w:val="1"/>
+      <w:numFmt w:val="lowerLetter"/>
+      <w:lvlText w:val="%8."/>
+      <w:lvlJc w:val="start"/>
+      <w:pPr>
+        <w:ind w:left="5760" w:hanging="259"/>
+      </w:pPr>
+    </w:lvl>
+    <w:lvl w:ilvl="8" w15:tentative="1">
+      <w:start w:val="1"/>
+      <w:numFmt w:val="lowerRoman"/>
+      <w:lvlText w:val="%9."/>
+      <w:lvlJc w:val="start"/>
+      <w:pPr>
+        <w:ind w:left="6480" w:hanging="259"/>
+      </w:pPr>
+    </w:lvl>
+  </w:abstractNum>
+  <w:abstractNum w:abstractNumId="10" w15:restartNumberingAfterBreak="0">
+    <w:multiLevelType w:val="hybridMultilevel"/>
+    <w:lvl w:ilvl="0" w15:tentative="1">
+      <w:start w:val="1"/>
       <w:numFmt w:val="bullet"/>
       <w:lvlText w:val="●"/>
       <w:lvlJc w:val="start"/>
@@ -1515,32 +1721,38 @@
       <w:startOverride w:val="1"/>
     </w:lvlOverride>
   </w:num>
-  <w:num w:numId="10">
+  <w:num w:numId="11">
     <w:abstractNumId w:val="5"/>
     <w:lvlOverride w:ilvl="0">
       <w:startOverride w:val="1"/>
     </w:lvlOverride>
   </w:num>
-  <w:num w:numId="11">
+  <w:num w:numId="12">
     <w:abstractNumId w:val="6"/>
     <w:lvlOverride w:ilvl="0">
       <w:startOverride w:val="1"/>
     </w:lvlOverride>
   </w:num>
-  <w:num w:numId="12">
+  <w:num w:numId="13">
     <w:abstractNumId w:val="7"/>
     <w:lvlOverride w:ilvl="0">
       <w:startOverride w:val="1"/>
     </w:lvlOverride>
   </w:num>
-  <w:num w:numId="13">
+  <w:num w:numId="14">
     <w:abstractNumId w:val="8"/>
     <w:lvlOverride w:ilvl="0">
       <w:startOverride w:val="1"/>
     </w:lvlOverride>
   </w:num>
-  <w:num w:numId="14">
+  <w:num w:numId="15">
     <w:abstractNumId w:val="9"/>
+    <w:lvlOverride w:ilvl="0">
+      <w:startOverride w:val="1"/>
+    </w:lvlOverride>
+  </w:num>
+  <w:num w:numId="16">
+    <w:abstractNumId w:val="10"/>
     <w:lvlOverride w:ilvl="0">
       <w:startOverride w:val="1"/>
     </w:lvlOverride>

--- a/chapters/exports/03-project.docx
+++ b/chapters/exports/03-project.docx
@@ -254,7 +254,7 @@
       <w:r>
         <w:t xml:space="preserve">Use the brief to flesh out a more detailed project scope and description. Don’t be afraid to write and then rewrite various sections. Give each a rest for a few days, then return after working on other sections. Create a checklist from the proposal RFP solicitation package to ensure you don’t forget anything. The </w:t>
       </w:r>
-      <w:hyperlink w:history="1" r:id="rIdvdcklpwcqxi3s25xfwbw_">
+      <w:hyperlink w:history="1" r:id="rId1r8kiepmjz7v0qxalycf_">
         <w:r>
           <w:rPr>
             <w:rStyle w:val="Hyperlink"/>
@@ -939,7 +939,7 @@
           <w:numId w:val="16"/>
         </w:numPr>
       </w:pPr>
-      <w:hyperlink w:history="1" r:id="rIdi8et7rhxauxxqfjpz58re">
+      <w:hyperlink w:history="1" r:id="rIdpzxbm8pnc__smpbwp1eaf">
         <w:r>
           <w:rPr>
             <w:b/>
@@ -961,7 +961,7 @@
           <w:numId w:val="16"/>
         </w:numPr>
       </w:pPr>
-      <w:hyperlink w:history="1" r:id="rId33nbrkgv83lujvtlsfafo">
+      <w:hyperlink w:history="1" r:id="rIdlmsfcjl3cl7esqyinync5">
         <w:r>
           <w:rPr>
             <w:b/>
@@ -983,7 +983,7 @@
           <w:numId w:val="16"/>
         </w:numPr>
       </w:pPr>
-      <w:hyperlink w:history="1" r:id="rIdif1xm2i5kjywk1uhjyocw">
+      <w:hyperlink w:history="1" r:id="rIdjhkhvqhmprvx60zz52-5j">
         <w:r>
           <w:rPr>
             <w:b/>
@@ -1005,7 +1005,7 @@
           <w:numId w:val="16"/>
         </w:numPr>
       </w:pPr>
-      <w:hyperlink w:history="1" r:id="rIdimyr5dlnrgenphaetewau">
+      <w:hyperlink w:history="1" r:id="rId0fmqjdjerqvsnzkkjhv5c">
         <w:r>
           <w:rPr>
             <w:b/>

--- a/chapters/exports/03-project.docx
+++ b/chapters/exports/03-project.docx
@@ -36,7 +36,7 @@
         <w:pStyle w:val="ListParagraph"/>
         <w:numPr>
           <w:ilvl w:val="0"/>
-          <w:numId w:val="11"/>
+          <w:numId w:val="229"/>
         </w:numPr>
       </w:pPr>
       <w:r>
@@ -55,7 +55,7 @@
         <w:pStyle w:val="ListParagraph"/>
         <w:numPr>
           <w:ilvl w:val="1"/>
-          <w:numId w:val="11"/>
+          <w:numId w:val="229"/>
         </w:numPr>
       </w:pPr>
       <w:r>
@@ -67,7 +67,7 @@
         <w:pStyle w:val="ListParagraph"/>
         <w:numPr>
           <w:ilvl w:val="1"/>
-          <w:numId w:val="11"/>
+          <w:numId w:val="229"/>
         </w:numPr>
       </w:pPr>
       <w:r>
@@ -79,7 +79,7 @@
         <w:pStyle w:val="ListParagraph"/>
         <w:numPr>
           <w:ilvl w:val="1"/>
-          <w:numId w:val="11"/>
+          <w:numId w:val="229"/>
         </w:numPr>
       </w:pPr>
       <w:r>
@@ -125,7 +125,7 @@
         <w:pStyle w:val="ListParagraph"/>
         <w:numPr>
           <w:ilvl w:val="0"/>
-          <w:numId w:val="12"/>
+          <w:numId w:val="230"/>
         </w:numPr>
         <w:pBdr>
           <w:left w:val="double" w:color="5D85D0"/>
@@ -146,7 +146,7 @@
         <w:pStyle w:val="ListParagraph"/>
         <w:numPr>
           <w:ilvl w:val="1"/>
-          <w:numId w:val="12"/>
+          <w:numId w:val="230"/>
         </w:numPr>
       </w:pPr>
       <w:r>
@@ -164,7 +164,7 @@
         <w:pStyle w:val="ListParagraph"/>
         <w:numPr>
           <w:ilvl w:val="1"/>
-          <w:numId w:val="12"/>
+          <w:numId w:val="230"/>
         </w:numPr>
       </w:pPr>
       <w:r>
@@ -177,7 +177,7 @@
         <w:pStyle w:val="ListParagraph"/>
         <w:numPr>
           <w:ilvl w:val="1"/>
-          <w:numId w:val="12"/>
+          <w:numId w:val="230"/>
         </w:numPr>
       </w:pPr>
       <w:r>
@@ -190,7 +190,7 @@
         <w:pStyle w:val="ListParagraph"/>
         <w:numPr>
           <w:ilvl w:val="0"/>
-          <w:numId w:val="12"/>
+          <w:numId w:val="230"/>
         </w:numPr>
       </w:pPr>
       <w:r>
@@ -209,7 +209,7 @@
         <w:pStyle w:val="ListParagraph"/>
         <w:numPr>
           <w:ilvl w:val="0"/>
-          <w:numId w:val="13"/>
+          <w:numId w:val="231"/>
         </w:numPr>
       </w:pPr>
       <w:r>
@@ -228,7 +228,7 @@
         <w:pStyle w:val="ListParagraph"/>
         <w:numPr>
           <w:ilvl w:val="0"/>
-          <w:numId w:val="13"/>
+          <w:numId w:val="231"/>
         </w:numPr>
       </w:pPr>
       <w:r>
@@ -254,7 +254,7 @@
       <w:r>
         <w:t xml:space="preserve">Use the brief to flesh out a more detailed project scope and description. Don’t be afraid to write and then rewrite various sections. Give each a rest for a few days, then return after working on other sections. Create a checklist from the proposal RFP solicitation package to ensure you don’t forget anything. The </w:t>
       </w:r>
-      <w:hyperlink w:history="1" r:id="rId1r8kiepmjz7v0qxalycf_">
+      <w:hyperlink w:history="1" r:id="rIdyfma8hhi46ubthyjmznbe">
         <w:r>
           <w:rPr>
             <w:rStyle w:val="Hyperlink"/>
@@ -515,7 +515,7 @@
         <w:pStyle w:val="ListParagraph"/>
         <w:numPr>
           <w:ilvl w:val="0"/>
-          <w:numId w:val="14"/>
+          <w:numId w:val="232"/>
         </w:numPr>
       </w:pPr>
       <w:r>
@@ -534,7 +534,7 @@
         <w:pStyle w:val="ListParagraph"/>
         <w:numPr>
           <w:ilvl w:val="0"/>
-          <w:numId w:val="14"/>
+          <w:numId w:val="232"/>
         </w:numPr>
       </w:pPr>
       <w:r>
@@ -553,7 +553,7 @@
         <w:pStyle w:val="ListParagraph"/>
         <w:numPr>
           <w:ilvl w:val="0"/>
-          <w:numId w:val="14"/>
+          <w:numId w:val="232"/>
         </w:numPr>
       </w:pPr>
       <w:r>
@@ -572,7 +572,7 @@
         <w:pStyle w:val="ListParagraph"/>
         <w:numPr>
           <w:ilvl w:val="0"/>
-          <w:numId w:val="14"/>
+          <w:numId w:val="232"/>
         </w:numPr>
       </w:pPr>
       <w:r>
@@ -591,7 +591,7 @@
         <w:pStyle w:val="ListParagraph"/>
         <w:numPr>
           <w:ilvl w:val="0"/>
-          <w:numId w:val="14"/>
+          <w:numId w:val="232"/>
         </w:numPr>
       </w:pPr>
       <w:r>
@@ -645,9 +645,9 @@
       <w:r>
         <w:drawing>
           <wp:inline distT="0" distB="0" distL="0" distR="0">
-            <wp:extent cx="4000500" cy="1436572"/>
+            <wp:extent cx="4000500" cy="5691188"/>
             <wp:effectExtent b="0" l="0" r="0" t="0"/>
-            <wp:docPr id="1" name="" descr="" title=""/>
+            <wp:docPr id="219" name="" descr="" title=""/>
             <wp:cNvGraphicFramePr>
               <a:graphicFrameLocks xmlns:a="http://schemas.openxmlformats.org/drawingml/2006/main" noChangeAspect="1"/>
             </wp:cNvGraphicFramePr>
@@ -670,7 +670,7 @@
                   <pic:spPr bwMode="auto">
                     <a:xfrm>
                       <a:off x="0" y="0"/>
-                      <a:ext cx="4000500" cy="1436572"/>
+                      <a:ext cx="4000500" cy="5691188"/>
                     </a:xfrm>
                     <a:prstGeom prst="rect">
                       <a:avLst/>
@@ -705,9 +705,9 @@
       <w:r>
         <w:drawing>
           <wp:inline distT="0" distB="0" distL="0" distR="0">
-            <wp:extent cx="4000500" cy="1777490"/>
+            <wp:extent cx="4000500" cy="5691188"/>
             <wp:effectExtent b="0" l="0" r="0" t="0"/>
-            <wp:docPr id="2" name="" descr="" title=""/>
+            <wp:docPr id="220" name="" descr="" title=""/>
             <wp:cNvGraphicFramePr>
               <a:graphicFrameLocks xmlns:a="http://schemas.openxmlformats.org/drawingml/2006/main" noChangeAspect="1"/>
             </wp:cNvGraphicFramePr>
@@ -730,7 +730,7 @@
                   <pic:spPr bwMode="auto">
                     <a:xfrm>
                       <a:off x="0" y="0"/>
-                      <a:ext cx="4000500" cy="1777490"/>
+                      <a:ext cx="4000500" cy="5691188"/>
                     </a:xfrm>
                     <a:prstGeom prst="rect">
                       <a:avLst/>
@@ -813,7 +813,7 @@
         <w:pStyle w:val="ListParagraph"/>
         <w:numPr>
           <w:ilvl w:val="0"/>
-          <w:numId w:val="15"/>
+          <w:numId w:val="233"/>
         </w:numPr>
         <w:pBdr>
           <w:left w:val="double" w:color="5D85D0"/>
@@ -836,7 +836,7 @@
         <w:pStyle w:val="ListParagraph"/>
         <w:numPr>
           <w:ilvl w:val="0"/>
-          <w:numId w:val="15"/>
+          <w:numId w:val="233"/>
         </w:numPr>
       </w:pPr>
       <w:r>
@@ -855,7 +855,7 @@
         <w:pStyle w:val="ListParagraph"/>
         <w:numPr>
           <w:ilvl w:val="0"/>
-          <w:numId w:val="15"/>
+          <w:numId w:val="233"/>
         </w:numPr>
       </w:pPr>
       <w:r>
@@ -874,7 +874,7 @@
         <w:pStyle w:val="ListParagraph"/>
         <w:numPr>
           <w:ilvl w:val="0"/>
-          <w:numId w:val="15"/>
+          <w:numId w:val="233"/>
         </w:numPr>
       </w:pPr>
       <w:r>
@@ -893,7 +893,7 @@
         <w:pStyle w:val="ListParagraph"/>
         <w:numPr>
           <w:ilvl w:val="0"/>
-          <w:numId w:val="15"/>
+          <w:numId w:val="233"/>
         </w:numPr>
       </w:pPr>
       <w:r>
@@ -936,10 +936,10 @@
         <w:pStyle w:val="ListParagraph"/>
         <w:numPr>
           <w:ilvl w:val="0"/>
-          <w:numId w:val="16"/>
+          <w:numId w:val="234"/>
         </w:numPr>
       </w:pPr>
-      <w:hyperlink w:history="1" r:id="rIdpzxbm8pnc__smpbwp1eaf">
+      <w:hyperlink w:history="1" r:id="rIdshmsbfrd9vc2rxyoyxnb_">
         <w:r>
           <w:rPr>
             <w:b/>
@@ -958,10 +958,10 @@
         <w:pStyle w:val="ListParagraph"/>
         <w:numPr>
           <w:ilvl w:val="0"/>
-          <w:numId w:val="16"/>
+          <w:numId w:val="234"/>
         </w:numPr>
       </w:pPr>
-      <w:hyperlink w:history="1" r:id="rIdlmsfcjl3cl7esqyinync5">
+      <w:hyperlink w:history="1" r:id="rIdvmusludbocadguormuk5u">
         <w:r>
           <w:rPr>
             <w:b/>
@@ -980,10 +980,10 @@
         <w:pStyle w:val="ListParagraph"/>
         <w:numPr>
           <w:ilvl w:val="0"/>
-          <w:numId w:val="16"/>
+          <w:numId w:val="234"/>
         </w:numPr>
       </w:pPr>
-      <w:hyperlink w:history="1" r:id="rIdjhkhvqhmprvx60zz52-5j">
+      <w:hyperlink w:history="1" r:id="rIdodgbqcdmzhwzbowwjruhv">
         <w:r>
           <w:rPr>
             <w:b/>
@@ -1002,10 +1002,10 @@
         <w:pStyle w:val="ListParagraph"/>
         <w:numPr>
           <w:ilvl w:val="0"/>
-          <w:numId w:val="16"/>
+          <w:numId w:val="234"/>
         </w:numPr>
       </w:pPr>
-      <w:hyperlink w:history="1" r:id="rId0fmqjdjerqvsnzkkjhv5c">
+      <w:hyperlink w:history="1" r:id="rIdct755z-vra9l52j5vvnfd">
         <w:r>
           <w:rPr>
             <w:b/>
@@ -1049,7 +1049,7 @@
         <wp:inline distT="0" distB="0" distL="0" distR="0">
           <wp:extent cx="608542" cy="105833"/>
           <wp:effectExtent b="0" l="0" r="0" t="0"/>
-          <wp:docPr id="3" name="" descr="" title=""/>
+          <wp:docPr id="221" name="" descr="" title=""/>
           <wp:cNvGraphicFramePr>
             <a:graphicFrameLocks xmlns:a="http://schemas.openxmlformats.org/drawingml/2006/main" noChangeAspect="1"/>
           </wp:cNvGraphicFramePr>
@@ -1127,7 +1127,7 @@
 
 <file path=word/numbering.xml><?xml version="1.0" encoding="utf-8"?>
 <w:numbering xmlns:wpc="http://schemas.microsoft.com/office/word/2010/wordprocessingCanvas" xmlns:mc="http://schemas.openxmlformats.org/markup-compatibility/2006" xmlns:o="urn:schemas-microsoft-com:office:office" xmlns:r="http://schemas.openxmlformats.org/officeDocument/2006/relationships" xmlns:m="http://schemas.openxmlformats.org/officeDocument/2006/math" xmlns:v="urn:schemas-microsoft-com:vml" xmlns:wp14="http://schemas.microsoft.com/office/word/2010/wordprocessingDrawing" xmlns:wp="http://schemas.openxmlformats.org/drawingml/2006/wordprocessingDrawing" xmlns:w10="urn:schemas-microsoft-com:office:word" xmlns:w="http://schemas.openxmlformats.org/wordprocessingml/2006/main" xmlns:w14="http://schemas.microsoft.com/office/word/2010/wordml" xmlns:w15="http://schemas.microsoft.com/office/word/2012/wordml" xmlns:wpg="http://schemas.microsoft.com/office/word/2010/wordprocessingGroup" xmlns:wpi="http://schemas.microsoft.com/office/word/2010/wordprocessingInk" xmlns:wne="http://schemas.microsoft.com/office/word/2006/wordml" xmlns:wps="http://schemas.microsoft.com/office/word/2010/wordprocessingShape" mc:Ignorable="w14 w15 wp14">
-  <w:abstractNum w:abstractNumId="4" w15:restartNumberingAfterBreak="0">
+  <w:abstractNum w:abstractNumId="222" w15:restartNumberingAfterBreak="0">
     <w:multiLevelType w:val="hybridMultilevel"/>
     <w:lvl w:ilvl="0" w15:tentative="1">
       <w:start w:val="1"/>
@@ -1211,7 +1211,7 @@
       </w:pPr>
     </w:lvl>
   </w:abstractNum>
-  <w:abstractNum w:abstractNumId="5" w15:restartNumberingAfterBreak="0">
+  <w:abstractNum w:abstractNumId="223" w15:restartNumberingAfterBreak="0">
     <w:multiLevelType w:val="hybridMultilevel"/>
     <w:lvl w:ilvl="0" w15:tentative="1">
       <w:start w:val="1"/>
@@ -1295,7 +1295,7 @@
       </w:pPr>
     </w:lvl>
   </w:abstractNum>
-  <w:abstractNum w:abstractNumId="6" w15:restartNumberingAfterBreak="0">
+  <w:abstractNum w:abstractNumId="224" w15:restartNumberingAfterBreak="0">
     <w:multiLevelType w:val="hybridMultilevel"/>
     <w:lvl w:ilvl="0" w15:tentative="1">
       <w:start w:val="1"/>
@@ -1379,7 +1379,7 @@
       </w:pPr>
     </w:lvl>
   </w:abstractNum>
-  <w:abstractNum w:abstractNumId="7" w15:restartNumberingAfterBreak="0">
+  <w:abstractNum w:abstractNumId="225" w15:restartNumberingAfterBreak="0">
     <w:multiLevelType w:val="hybridMultilevel"/>
     <w:lvl w:ilvl="0" w15:tentative="1">
       <w:start w:val="1"/>
@@ -1463,7 +1463,7 @@
       </w:pPr>
     </w:lvl>
   </w:abstractNum>
-  <w:abstractNum w:abstractNumId="8" w15:restartNumberingAfterBreak="0">
+  <w:abstractNum w:abstractNumId="226" w15:restartNumberingAfterBreak="0">
     <w:multiLevelType w:val="hybridMultilevel"/>
     <w:lvl w:ilvl="0" w15:tentative="1">
       <w:start w:val="1"/>
@@ -1547,7 +1547,7 @@
       </w:pPr>
     </w:lvl>
   </w:abstractNum>
-  <w:abstractNum w:abstractNumId="9" w15:restartNumberingAfterBreak="0">
+  <w:abstractNum w:abstractNumId="227" w15:restartNumberingAfterBreak="0">
     <w:multiLevelType w:val="hybridMultilevel"/>
     <w:lvl w:ilvl="0" w15:tentative="1">
       <w:start w:val="1"/>
@@ -1631,7 +1631,7 @@
       </w:pPr>
     </w:lvl>
   </w:abstractNum>
-  <w:abstractNum w:abstractNumId="10" w15:restartNumberingAfterBreak="0">
+  <w:abstractNum w:abstractNumId="228" w15:restartNumberingAfterBreak="0">
     <w:multiLevelType w:val="hybridMultilevel"/>
     <w:lvl w:ilvl="0" w15:tentative="1">
       <w:start w:val="1"/>
@@ -1716,43 +1716,43 @@
     </w:lvl>
   </w:abstractNum>
   <w:num w:numId="1">
-    <w:abstractNumId w:val="4"/>
+    <w:abstractNumId w:val="222"/>
     <w:lvlOverride w:ilvl="0">
       <w:startOverride w:val="1"/>
     </w:lvlOverride>
   </w:num>
-  <w:num w:numId="11">
-    <w:abstractNumId w:val="5"/>
+  <w:num w:numId="229">
+    <w:abstractNumId w:val="223"/>
     <w:lvlOverride w:ilvl="0">
       <w:startOverride w:val="1"/>
     </w:lvlOverride>
   </w:num>
-  <w:num w:numId="12">
-    <w:abstractNumId w:val="6"/>
+  <w:num w:numId="230">
+    <w:abstractNumId w:val="224"/>
     <w:lvlOverride w:ilvl="0">
       <w:startOverride w:val="1"/>
     </w:lvlOverride>
   </w:num>
-  <w:num w:numId="13">
-    <w:abstractNumId w:val="7"/>
+  <w:num w:numId="231">
+    <w:abstractNumId w:val="225"/>
     <w:lvlOverride w:ilvl="0">
       <w:startOverride w:val="1"/>
     </w:lvlOverride>
   </w:num>
-  <w:num w:numId="14">
-    <w:abstractNumId w:val="8"/>
+  <w:num w:numId="232">
+    <w:abstractNumId w:val="226"/>
     <w:lvlOverride w:ilvl="0">
       <w:startOverride w:val="1"/>
     </w:lvlOverride>
   </w:num>
-  <w:num w:numId="15">
-    <w:abstractNumId w:val="9"/>
+  <w:num w:numId="233">
+    <w:abstractNumId w:val="227"/>
     <w:lvlOverride w:ilvl="0">
       <w:startOverride w:val="1"/>
     </w:lvlOverride>
   </w:num>
-  <w:num w:numId="16">
-    <w:abstractNumId w:val="10"/>
+  <w:num w:numId="234">
+    <w:abstractNumId w:val="228"/>
     <w:lvlOverride w:ilvl="0">
       <w:startOverride w:val="1"/>
     </w:lvlOverride>

--- a/chapters/exports/03-project.docx
+++ b/chapters/exports/03-project.docx
@@ -254,7 +254,7 @@
       <w:r>
         <w:t xml:space="preserve">Use the brief to flesh out a more detailed project scope and description. Don’t be afraid to write and then rewrite various sections. Give each a rest for a few days, then return after working on other sections. Create a checklist from the proposal RFP solicitation package to ensure you don’t forget anything. The </w:t>
       </w:r>
-      <w:hyperlink w:history="1" r:id="rIdyfma8hhi46ubthyjmznbe">
+      <w:hyperlink w:history="1" r:id="rIdmbsj_ph0fyouzh8wxntkc">
         <w:r>
           <w:rPr>
             <w:rStyle w:val="Hyperlink"/>
@@ -939,7 +939,7 @@
           <w:numId w:val="234"/>
         </w:numPr>
       </w:pPr>
-      <w:hyperlink w:history="1" r:id="rIdshmsbfrd9vc2rxyoyxnb_">
+      <w:hyperlink w:history="1" r:id="rIdndb5yb1tsfawv6hv9xxpj">
         <w:r>
           <w:rPr>
             <w:b/>
@@ -961,7 +961,7 @@
           <w:numId w:val="234"/>
         </w:numPr>
       </w:pPr>
-      <w:hyperlink w:history="1" r:id="rIdvmusludbocadguormuk5u">
+      <w:hyperlink w:history="1" r:id="rIdi3e7pjtf-ok4ugpahh2lj">
         <w:r>
           <w:rPr>
             <w:b/>
@@ -983,7 +983,7 @@
           <w:numId w:val="234"/>
         </w:numPr>
       </w:pPr>
-      <w:hyperlink w:history="1" r:id="rIdodgbqcdmzhwzbowwjruhv">
+      <w:hyperlink w:history="1" r:id="rIdisyadxcywrp8evcopz2qp">
         <w:r>
           <w:rPr>
             <w:b/>
@@ -1005,7 +1005,7 @@
           <w:numId w:val="234"/>
         </w:numPr>
       </w:pPr>
-      <w:hyperlink w:history="1" r:id="rIdct755z-vra9l52j5vvnfd">
+      <w:hyperlink w:history="1" r:id="rIdrhf9trwrmuwylc2m3e62u">
         <w:r>
           <w:rPr>
             <w:b/>

--- a/chapters/exports/03-project.docx
+++ b/chapters/exports/03-project.docx
@@ -254,7 +254,7 @@
       <w:r>
         <w:t xml:space="preserve">Use the brief to flesh out a more detailed project scope and description. Don’t be afraid to write and then rewrite various sections. Give each a rest for a few days, then return after working on other sections. Create a checklist from the proposal RFP solicitation package to ensure you don’t forget anything. The </w:t>
       </w:r>
-      <w:hyperlink w:history="1" r:id="rIdmbsj_ph0fyouzh8wxntkc">
+      <w:hyperlink w:history="1" r:id="rIddoufzkrasil3yirdm068z">
         <w:r>
           <w:rPr>
             <w:rStyle w:val="Hyperlink"/>
@@ -939,7 +939,7 @@
           <w:numId w:val="234"/>
         </w:numPr>
       </w:pPr>
-      <w:hyperlink w:history="1" r:id="rIdndb5yb1tsfawv6hv9xxpj">
+      <w:hyperlink w:history="1" r:id="rIdojrszcbmzuq7t96ow77pj">
         <w:r>
           <w:rPr>
             <w:b/>
@@ -961,7 +961,7 @@
           <w:numId w:val="234"/>
         </w:numPr>
       </w:pPr>
-      <w:hyperlink w:history="1" r:id="rIdi3e7pjtf-ok4ugpahh2lj">
+      <w:hyperlink w:history="1" r:id="rIdytk8clt_iqqterjr_zkvr">
         <w:r>
           <w:rPr>
             <w:b/>
@@ -983,7 +983,7 @@
           <w:numId w:val="234"/>
         </w:numPr>
       </w:pPr>
-      <w:hyperlink w:history="1" r:id="rIdisyadxcywrp8evcopz2qp">
+      <w:hyperlink w:history="1" r:id="rIdncf5e4zcsciusl6tjw6ct">
         <w:r>
           <w:rPr>
             <w:b/>
@@ -1005,7 +1005,7 @@
           <w:numId w:val="234"/>
         </w:numPr>
       </w:pPr>
-      <w:hyperlink w:history="1" r:id="rIdrhf9trwrmuwylc2m3e62u">
+      <w:hyperlink w:history="1" r:id="rId6qy35eijghr1luhowxttb">
         <w:r>
           <w:rPr>
             <w:b/>

--- a/chapters/exports/03-project.docx
+++ b/chapters/exports/03-project.docx
@@ -254,7 +254,7 @@
       <w:r>
         <w:t xml:space="preserve">Use the brief to flesh out a more detailed project scope and description. Don’t be afraid to write and then rewrite various sections. Give each a rest for a few days, then return after working on other sections. Create a checklist from the proposal RFP solicitation package to ensure you don’t forget anything. The </w:t>
       </w:r>
-      <w:hyperlink w:history="1" r:id="rIddoufzkrasil3yirdm068z">
+      <w:hyperlink w:history="1" r:id="rIdilkvzjdpfksd7c8qttrzy">
         <w:r>
           <w:rPr>
             <w:rStyle w:val="Hyperlink"/>
@@ -939,7 +939,7 @@
           <w:numId w:val="234"/>
         </w:numPr>
       </w:pPr>
-      <w:hyperlink w:history="1" r:id="rIdojrszcbmzuq7t96ow77pj">
+      <w:hyperlink w:history="1" r:id="rIdydueboigkhsg1azlgajed">
         <w:r>
           <w:rPr>
             <w:b/>
@@ -961,7 +961,7 @@
           <w:numId w:val="234"/>
         </w:numPr>
       </w:pPr>
-      <w:hyperlink w:history="1" r:id="rIdytk8clt_iqqterjr_zkvr">
+      <w:hyperlink w:history="1" r:id="rIdzun6rahxeguj4mvjuu_ae">
         <w:r>
           <w:rPr>
             <w:b/>
@@ -983,7 +983,7 @@
           <w:numId w:val="234"/>
         </w:numPr>
       </w:pPr>
-      <w:hyperlink w:history="1" r:id="rIdncf5e4zcsciusl6tjw6ct">
+      <w:hyperlink w:history="1" r:id="rId3kyceztykcwljjlx87k_4">
         <w:r>
           <w:rPr>
             <w:b/>
@@ -1005,7 +1005,7 @@
           <w:numId w:val="234"/>
         </w:numPr>
       </w:pPr>
-      <w:hyperlink w:history="1" r:id="rId6qy35eijghr1luhowxttb">
+      <w:hyperlink w:history="1" r:id="rIdoonmzt6dsdmjfeob_mtxh">
         <w:r>
           <w:rPr>
             <w:b/>

--- a/chapters/exports/03-project.docx
+++ b/chapters/exports/03-project.docx
@@ -254,7 +254,7 @@
       <w:r>
         <w:t xml:space="preserve">Use the brief to flesh out a more detailed project scope and description. Don’t be afraid to write and then rewrite various sections. Give each a rest for a few days, then return after working on other sections. Create a checklist from the proposal RFP solicitation package to ensure you don’t forget anything. The </w:t>
       </w:r>
-      <w:hyperlink w:history="1" r:id="rIdilkvzjdpfksd7c8qttrzy">
+      <w:hyperlink w:history="1" r:id="rIdtyuubc7egk2nvytacwqiw">
         <w:r>
           <w:rPr>
             <w:rStyle w:val="Hyperlink"/>
@@ -939,7 +939,7 @@
           <w:numId w:val="234"/>
         </w:numPr>
       </w:pPr>
-      <w:hyperlink w:history="1" r:id="rIdydueboigkhsg1azlgajed">
+      <w:hyperlink w:history="1" r:id="rIdd1wwbdhawnurlu8trccz6">
         <w:r>
           <w:rPr>
             <w:b/>
@@ -961,7 +961,7 @@
           <w:numId w:val="234"/>
         </w:numPr>
       </w:pPr>
-      <w:hyperlink w:history="1" r:id="rIdzun6rahxeguj4mvjuu_ae">
+      <w:hyperlink w:history="1" r:id="rId2lm75unvguzc3yihgvkhn">
         <w:r>
           <w:rPr>
             <w:b/>
@@ -983,7 +983,7 @@
           <w:numId w:val="234"/>
         </w:numPr>
       </w:pPr>
-      <w:hyperlink w:history="1" r:id="rId3kyceztykcwljjlx87k_4">
+      <w:hyperlink w:history="1" r:id="rIdomlgp98xdptwa8ynzxeab">
         <w:r>
           <w:rPr>
             <w:b/>
@@ -1005,7 +1005,7 @@
           <w:numId w:val="234"/>
         </w:numPr>
       </w:pPr>
-      <w:hyperlink w:history="1" r:id="rIdoonmzt6dsdmjfeob_mtxh">
+      <w:hyperlink w:history="1" r:id="rIdhm54-ibyvrj_no6o5do-o">
         <w:r>
           <w:rPr>
             <w:b/>

--- a/chapters/exports/03-project.docx
+++ b/chapters/exports/03-project.docx
@@ -254,7 +254,7 @@
       <w:r>
         <w:t xml:space="preserve">Use the brief to flesh out a more detailed project scope and description. Don’t be afraid to write and then rewrite various sections. Give each a rest for a few days, then return after working on other sections. Create a checklist from the proposal RFP solicitation package to ensure you don’t forget anything. The </w:t>
       </w:r>
-      <w:hyperlink w:history="1" r:id="rIdtyuubc7egk2nvytacwqiw">
+      <w:hyperlink w:history="1" r:id="rIdv8fp9v9acxgr9llkm1nvl">
         <w:r>
           <w:rPr>
             <w:rStyle w:val="Hyperlink"/>
@@ -939,7 +939,7 @@
           <w:numId w:val="234"/>
         </w:numPr>
       </w:pPr>
-      <w:hyperlink w:history="1" r:id="rIdd1wwbdhawnurlu8trccz6">
+      <w:hyperlink w:history="1" r:id="rIdnmh3scmxnzfjxan_o3chz">
         <w:r>
           <w:rPr>
             <w:b/>
@@ -961,7 +961,7 @@
           <w:numId w:val="234"/>
         </w:numPr>
       </w:pPr>
-      <w:hyperlink w:history="1" r:id="rId2lm75unvguzc3yihgvkhn">
+      <w:hyperlink w:history="1" r:id="rIdaxz4l07ldzlidrjj3ethv">
         <w:r>
           <w:rPr>
             <w:b/>
@@ -983,7 +983,7 @@
           <w:numId w:val="234"/>
         </w:numPr>
       </w:pPr>
-      <w:hyperlink w:history="1" r:id="rIdomlgp98xdptwa8ynzxeab">
+      <w:hyperlink w:history="1" r:id="rId6mke7cdx_xver67d-7fdu">
         <w:r>
           <w:rPr>
             <w:b/>
@@ -1005,7 +1005,7 @@
           <w:numId w:val="234"/>
         </w:numPr>
       </w:pPr>
-      <w:hyperlink w:history="1" r:id="rIdhm54-ibyvrj_no6o5do-o">
+      <w:hyperlink w:history="1" r:id="rIdpo69etmcgqhdh97xubcrh">
         <w:r>
           <w:rPr>
             <w:b/>

--- a/chapters/exports/03-project.docx
+++ b/chapters/exports/03-project.docx
@@ -36,7 +36,7 @@
         <w:pStyle w:val="ListParagraph"/>
         <w:numPr>
           <w:ilvl w:val="0"/>
-          <w:numId w:val="229"/>
+          <w:numId w:val="232"/>
         </w:numPr>
       </w:pPr>
       <w:r>
@@ -55,7 +55,7 @@
         <w:pStyle w:val="ListParagraph"/>
         <w:numPr>
           <w:ilvl w:val="1"/>
-          <w:numId w:val="229"/>
+          <w:numId w:val="232"/>
         </w:numPr>
       </w:pPr>
       <w:r>
@@ -67,7 +67,7 @@
         <w:pStyle w:val="ListParagraph"/>
         <w:numPr>
           <w:ilvl w:val="1"/>
-          <w:numId w:val="229"/>
+          <w:numId w:val="232"/>
         </w:numPr>
       </w:pPr>
       <w:r>
@@ -79,7 +79,7 @@
         <w:pStyle w:val="ListParagraph"/>
         <w:numPr>
           <w:ilvl w:val="1"/>
-          <w:numId w:val="229"/>
+          <w:numId w:val="232"/>
         </w:numPr>
       </w:pPr>
       <w:r>
@@ -125,7 +125,7 @@
         <w:pStyle w:val="ListParagraph"/>
         <w:numPr>
           <w:ilvl w:val="0"/>
-          <w:numId w:val="230"/>
+          <w:numId w:val="233"/>
         </w:numPr>
         <w:pBdr>
           <w:left w:val="double" w:color="5D85D0"/>
@@ -146,7 +146,7 @@
         <w:pStyle w:val="ListParagraph"/>
         <w:numPr>
           <w:ilvl w:val="1"/>
-          <w:numId w:val="230"/>
+          <w:numId w:val="233"/>
         </w:numPr>
       </w:pPr>
       <w:r>
@@ -164,7 +164,7 @@
         <w:pStyle w:val="ListParagraph"/>
         <w:numPr>
           <w:ilvl w:val="1"/>
-          <w:numId w:val="230"/>
+          <w:numId w:val="233"/>
         </w:numPr>
       </w:pPr>
       <w:r>
@@ -177,7 +177,7 @@
         <w:pStyle w:val="ListParagraph"/>
         <w:numPr>
           <w:ilvl w:val="1"/>
-          <w:numId w:val="230"/>
+          <w:numId w:val="233"/>
         </w:numPr>
       </w:pPr>
       <w:r>
@@ -190,7 +190,7 @@
         <w:pStyle w:val="ListParagraph"/>
         <w:numPr>
           <w:ilvl w:val="0"/>
-          <w:numId w:val="230"/>
+          <w:numId w:val="233"/>
         </w:numPr>
       </w:pPr>
       <w:r>
@@ -209,7 +209,7 @@
         <w:pStyle w:val="ListParagraph"/>
         <w:numPr>
           <w:ilvl w:val="0"/>
-          <w:numId w:val="231"/>
+          <w:numId w:val="234"/>
         </w:numPr>
       </w:pPr>
       <w:r>
@@ -228,7 +228,7 @@
         <w:pStyle w:val="ListParagraph"/>
         <w:numPr>
           <w:ilvl w:val="0"/>
-          <w:numId w:val="231"/>
+          <w:numId w:val="234"/>
         </w:numPr>
       </w:pPr>
       <w:r>
@@ -254,7 +254,7 @@
       <w:r>
         <w:t xml:space="preserve">Use the brief to flesh out a more detailed project scope and description. Don’t be afraid to write and then rewrite various sections. Give each a rest for a few days, then return after working on other sections. Create a checklist from the proposal RFP solicitation package to ensure you don’t forget anything. The </w:t>
       </w:r>
-      <w:hyperlink w:history="1" r:id="rIdv8fp9v9acxgr9llkm1nvl">
+      <w:hyperlink w:history="1" r:id="rIdzm7gl1vvv8k1qjjd8sflj">
         <w:r>
           <w:rPr>
             <w:rStyle w:val="Hyperlink"/>
@@ -515,7 +515,7 @@
         <w:pStyle w:val="ListParagraph"/>
         <w:numPr>
           <w:ilvl w:val="0"/>
-          <w:numId w:val="232"/>
+          <w:numId w:val="235"/>
         </w:numPr>
       </w:pPr>
       <w:r>
@@ -534,7 +534,7 @@
         <w:pStyle w:val="ListParagraph"/>
         <w:numPr>
           <w:ilvl w:val="0"/>
-          <w:numId w:val="232"/>
+          <w:numId w:val="235"/>
         </w:numPr>
       </w:pPr>
       <w:r>
@@ -553,7 +553,7 @@
         <w:pStyle w:val="ListParagraph"/>
         <w:numPr>
           <w:ilvl w:val="0"/>
-          <w:numId w:val="232"/>
+          <w:numId w:val="235"/>
         </w:numPr>
       </w:pPr>
       <w:r>
@@ -572,7 +572,7 @@
         <w:pStyle w:val="ListParagraph"/>
         <w:numPr>
           <w:ilvl w:val="0"/>
-          <w:numId w:val="232"/>
+          <w:numId w:val="235"/>
         </w:numPr>
       </w:pPr>
       <w:r>
@@ -591,7 +591,7 @@
         <w:pStyle w:val="ListParagraph"/>
         <w:numPr>
           <w:ilvl w:val="0"/>
-          <w:numId w:val="232"/>
+          <w:numId w:val="235"/>
         </w:numPr>
       </w:pPr>
       <w:r>
@@ -647,7 +647,7 @@
           <wp:inline distT="0" distB="0" distL="0" distR="0">
             <wp:extent cx="4000500" cy="5691188"/>
             <wp:effectExtent b="0" l="0" r="0" t="0"/>
-            <wp:docPr id="219" name="" descr="" title=""/>
+            <wp:docPr id="222" name="" descr="" title=""/>
             <wp:cNvGraphicFramePr>
               <a:graphicFrameLocks xmlns:a="http://schemas.openxmlformats.org/drawingml/2006/main" noChangeAspect="1"/>
             </wp:cNvGraphicFramePr>
@@ -707,7 +707,7 @@
           <wp:inline distT="0" distB="0" distL="0" distR="0">
             <wp:extent cx="4000500" cy="5691188"/>
             <wp:effectExtent b="0" l="0" r="0" t="0"/>
-            <wp:docPr id="220" name="" descr="" title=""/>
+            <wp:docPr id="223" name="" descr="" title=""/>
             <wp:cNvGraphicFramePr>
               <a:graphicFrameLocks xmlns:a="http://schemas.openxmlformats.org/drawingml/2006/main" noChangeAspect="1"/>
             </wp:cNvGraphicFramePr>
@@ -813,7 +813,7 @@
         <w:pStyle w:val="ListParagraph"/>
         <w:numPr>
           <w:ilvl w:val="0"/>
-          <w:numId w:val="233"/>
+          <w:numId w:val="236"/>
         </w:numPr>
         <w:pBdr>
           <w:left w:val="double" w:color="5D85D0"/>
@@ -836,7 +836,7 @@
         <w:pStyle w:val="ListParagraph"/>
         <w:numPr>
           <w:ilvl w:val="0"/>
-          <w:numId w:val="233"/>
+          <w:numId w:val="236"/>
         </w:numPr>
       </w:pPr>
       <w:r>
@@ -855,7 +855,7 @@
         <w:pStyle w:val="ListParagraph"/>
         <w:numPr>
           <w:ilvl w:val="0"/>
-          <w:numId w:val="233"/>
+          <w:numId w:val="236"/>
         </w:numPr>
       </w:pPr>
       <w:r>
@@ -874,7 +874,7 @@
         <w:pStyle w:val="ListParagraph"/>
         <w:numPr>
           <w:ilvl w:val="0"/>
-          <w:numId w:val="233"/>
+          <w:numId w:val="236"/>
         </w:numPr>
       </w:pPr>
       <w:r>
@@ -893,7 +893,7 @@
         <w:pStyle w:val="ListParagraph"/>
         <w:numPr>
           <w:ilvl w:val="0"/>
-          <w:numId w:val="233"/>
+          <w:numId w:val="236"/>
         </w:numPr>
       </w:pPr>
       <w:r>
@@ -936,10 +936,10 @@
         <w:pStyle w:val="ListParagraph"/>
         <w:numPr>
           <w:ilvl w:val="0"/>
-          <w:numId w:val="234"/>
+          <w:numId w:val="237"/>
         </w:numPr>
       </w:pPr>
-      <w:hyperlink w:history="1" r:id="rIdnmh3scmxnzfjxan_o3chz">
+      <w:hyperlink w:history="1" r:id="rIdgsjkei7k69kype3rf-dyk">
         <w:r>
           <w:rPr>
             <w:b/>
@@ -958,10 +958,10 @@
         <w:pStyle w:val="ListParagraph"/>
         <w:numPr>
           <w:ilvl w:val="0"/>
-          <w:numId w:val="234"/>
+          <w:numId w:val="237"/>
         </w:numPr>
       </w:pPr>
-      <w:hyperlink w:history="1" r:id="rIdaxz4l07ldzlidrjj3ethv">
+      <w:hyperlink w:history="1" r:id="rIdpl8em15fivanflkcu_0rz">
         <w:r>
           <w:rPr>
             <w:b/>
@@ -980,10 +980,10 @@
         <w:pStyle w:val="ListParagraph"/>
         <w:numPr>
           <w:ilvl w:val="0"/>
-          <w:numId w:val="234"/>
+          <w:numId w:val="237"/>
         </w:numPr>
       </w:pPr>
-      <w:hyperlink w:history="1" r:id="rId6mke7cdx_xver67d-7fdu">
+      <w:hyperlink w:history="1" r:id="rIdhkux0f7teaqxsggtbbbja">
         <w:r>
           <w:rPr>
             <w:b/>
@@ -1002,10 +1002,10 @@
         <w:pStyle w:val="ListParagraph"/>
         <w:numPr>
           <w:ilvl w:val="0"/>
-          <w:numId w:val="234"/>
+          <w:numId w:val="237"/>
         </w:numPr>
       </w:pPr>
-      <w:hyperlink w:history="1" r:id="rIdpo69etmcgqhdh97xubcrh">
+      <w:hyperlink w:history="1" r:id="rIddkcmde_epzpkuzq39hac3">
         <w:r>
           <w:rPr>
             <w:b/>
@@ -1049,7 +1049,7 @@
         <wp:inline distT="0" distB="0" distL="0" distR="0">
           <wp:extent cx="608542" cy="105833"/>
           <wp:effectExtent b="0" l="0" r="0" t="0"/>
-          <wp:docPr id="221" name="" descr="" title=""/>
+          <wp:docPr id="224" name="" descr="" title=""/>
           <wp:cNvGraphicFramePr>
             <a:graphicFrameLocks xmlns:a="http://schemas.openxmlformats.org/drawingml/2006/main" noChangeAspect="1"/>
           </wp:cNvGraphicFramePr>
@@ -1127,7 +1127,7 @@
 
 <file path=word/numbering.xml><?xml version="1.0" encoding="utf-8"?>
 <w:numbering xmlns:wpc="http://schemas.microsoft.com/office/word/2010/wordprocessingCanvas" xmlns:mc="http://schemas.openxmlformats.org/markup-compatibility/2006" xmlns:o="urn:schemas-microsoft-com:office:office" xmlns:r="http://schemas.openxmlformats.org/officeDocument/2006/relationships" xmlns:m="http://schemas.openxmlformats.org/officeDocument/2006/math" xmlns:v="urn:schemas-microsoft-com:vml" xmlns:wp14="http://schemas.microsoft.com/office/word/2010/wordprocessingDrawing" xmlns:wp="http://schemas.openxmlformats.org/drawingml/2006/wordprocessingDrawing" xmlns:w10="urn:schemas-microsoft-com:office:word" xmlns:w="http://schemas.openxmlformats.org/wordprocessingml/2006/main" xmlns:w14="http://schemas.microsoft.com/office/word/2010/wordml" xmlns:w15="http://schemas.microsoft.com/office/word/2012/wordml" xmlns:wpg="http://schemas.microsoft.com/office/word/2010/wordprocessingGroup" xmlns:wpi="http://schemas.microsoft.com/office/word/2010/wordprocessingInk" xmlns:wne="http://schemas.microsoft.com/office/word/2006/wordml" xmlns:wps="http://schemas.microsoft.com/office/word/2010/wordprocessingShape" mc:Ignorable="w14 w15 wp14">
-  <w:abstractNum w:abstractNumId="222" w15:restartNumberingAfterBreak="0">
+  <w:abstractNum w:abstractNumId="225" w15:restartNumberingAfterBreak="0">
     <w:multiLevelType w:val="hybridMultilevel"/>
     <w:lvl w:ilvl="0" w15:tentative="1">
       <w:start w:val="1"/>
@@ -1208,258 +1208,6 @@
       <w:lvlJc w:val="left"/>
       <w:pPr>
         <w:ind w:left="6480" w:hanging="360"/>
-      </w:pPr>
-    </w:lvl>
-  </w:abstractNum>
-  <w:abstractNum w:abstractNumId="223" w15:restartNumberingAfterBreak="0">
-    <w:multiLevelType w:val="hybridMultilevel"/>
-    <w:lvl w:ilvl="0" w15:tentative="1">
-      <w:start w:val="1"/>
-      <w:numFmt w:val="decimal"/>
-      <w:lvlText w:val="%1."/>
-      <w:lvlJc w:val="start"/>
-      <w:pPr>
-        <w:ind w:left="720" w:hanging="259"/>
-      </w:pPr>
-    </w:lvl>
-    <w:lvl w:ilvl="1" w15:tentative="1">
-      <w:start w:val="1"/>
-      <w:numFmt w:val="lowerLetter"/>
-      <w:lvlText w:val="%2."/>
-      <w:lvlJc w:val="start"/>
-      <w:pPr>
-        <w:ind w:left="1440" w:hanging="259"/>
-      </w:pPr>
-    </w:lvl>
-    <w:lvl w:ilvl="2" w15:tentative="1">
-      <w:start w:val="1"/>
-      <w:numFmt w:val="lowerRoman"/>
-      <w:lvlText w:val="%3."/>
-      <w:lvlJc w:val="start"/>
-      <w:pPr>
-        <w:ind w:left="2160" w:hanging="259"/>
-      </w:pPr>
-    </w:lvl>
-    <w:lvl w:ilvl="3" w15:tentative="1">
-      <w:start w:val="1"/>
-      <w:numFmt w:val="decimal"/>
-      <w:lvlText w:val="%4."/>
-      <w:lvlJc w:val="start"/>
-      <w:pPr>
-        <w:ind w:left="2880" w:hanging="259"/>
-      </w:pPr>
-    </w:lvl>
-    <w:lvl w:ilvl="4" w15:tentative="1">
-      <w:start w:val="1"/>
-      <w:numFmt w:val="lowerLetter"/>
-      <w:lvlText w:val="%5."/>
-      <w:lvlJc w:val="start"/>
-      <w:pPr>
-        <w:ind w:left="3600" w:hanging="259"/>
-      </w:pPr>
-    </w:lvl>
-    <w:lvl w:ilvl="5" w15:tentative="1">
-      <w:start w:val="1"/>
-      <w:numFmt w:val="lowerRoman"/>
-      <w:lvlText w:val="%6."/>
-      <w:lvlJc w:val="start"/>
-      <w:pPr>
-        <w:ind w:left="4320" w:hanging="259"/>
-      </w:pPr>
-    </w:lvl>
-    <w:lvl w:ilvl="6" w15:tentative="1">
-      <w:start w:val="1"/>
-      <w:numFmt w:val="decimal"/>
-      <w:lvlText w:val="%7."/>
-      <w:lvlJc w:val="start"/>
-      <w:pPr>
-        <w:ind w:left="5040" w:hanging="259"/>
-      </w:pPr>
-    </w:lvl>
-    <w:lvl w:ilvl="7" w15:tentative="1">
-      <w:start w:val="1"/>
-      <w:numFmt w:val="lowerLetter"/>
-      <w:lvlText w:val="%8."/>
-      <w:lvlJc w:val="start"/>
-      <w:pPr>
-        <w:ind w:left="5760" w:hanging="259"/>
-      </w:pPr>
-    </w:lvl>
-    <w:lvl w:ilvl="8" w15:tentative="1">
-      <w:start w:val="1"/>
-      <w:numFmt w:val="lowerRoman"/>
-      <w:lvlText w:val="%9."/>
-      <w:lvlJc w:val="start"/>
-      <w:pPr>
-        <w:ind w:left="6480" w:hanging="259"/>
-      </w:pPr>
-    </w:lvl>
-  </w:abstractNum>
-  <w:abstractNum w:abstractNumId="224" w15:restartNumberingAfterBreak="0">
-    <w:multiLevelType w:val="hybridMultilevel"/>
-    <w:lvl w:ilvl="0" w15:tentative="1">
-      <w:start w:val="1"/>
-      <w:numFmt w:val="decimal"/>
-      <w:lvlText w:val="%1."/>
-      <w:lvlJc w:val="start"/>
-      <w:pPr>
-        <w:ind w:left="720" w:hanging="259"/>
-      </w:pPr>
-    </w:lvl>
-    <w:lvl w:ilvl="1" w15:tentative="1">
-      <w:start w:val="1"/>
-      <w:numFmt w:val="lowerLetter"/>
-      <w:lvlText w:val="%2."/>
-      <w:lvlJc w:val="start"/>
-      <w:pPr>
-        <w:ind w:left="1440" w:hanging="259"/>
-      </w:pPr>
-    </w:lvl>
-    <w:lvl w:ilvl="2" w15:tentative="1">
-      <w:start w:val="1"/>
-      <w:numFmt w:val="lowerRoman"/>
-      <w:lvlText w:val="%3."/>
-      <w:lvlJc w:val="start"/>
-      <w:pPr>
-        <w:ind w:left="2160" w:hanging="259"/>
-      </w:pPr>
-    </w:lvl>
-    <w:lvl w:ilvl="3" w15:tentative="1">
-      <w:start w:val="1"/>
-      <w:numFmt w:val="decimal"/>
-      <w:lvlText w:val="%4."/>
-      <w:lvlJc w:val="start"/>
-      <w:pPr>
-        <w:ind w:left="2880" w:hanging="259"/>
-      </w:pPr>
-    </w:lvl>
-    <w:lvl w:ilvl="4" w15:tentative="1">
-      <w:start w:val="1"/>
-      <w:numFmt w:val="lowerLetter"/>
-      <w:lvlText w:val="%5."/>
-      <w:lvlJc w:val="start"/>
-      <w:pPr>
-        <w:ind w:left="3600" w:hanging="259"/>
-      </w:pPr>
-    </w:lvl>
-    <w:lvl w:ilvl="5" w15:tentative="1">
-      <w:start w:val="1"/>
-      <w:numFmt w:val="lowerRoman"/>
-      <w:lvlText w:val="%6."/>
-      <w:lvlJc w:val="start"/>
-      <w:pPr>
-        <w:ind w:left="4320" w:hanging="259"/>
-      </w:pPr>
-    </w:lvl>
-    <w:lvl w:ilvl="6" w15:tentative="1">
-      <w:start w:val="1"/>
-      <w:numFmt w:val="decimal"/>
-      <w:lvlText w:val="%7."/>
-      <w:lvlJc w:val="start"/>
-      <w:pPr>
-        <w:ind w:left="5040" w:hanging="259"/>
-      </w:pPr>
-    </w:lvl>
-    <w:lvl w:ilvl="7" w15:tentative="1">
-      <w:start w:val="1"/>
-      <w:numFmt w:val="lowerLetter"/>
-      <w:lvlText w:val="%8."/>
-      <w:lvlJc w:val="start"/>
-      <w:pPr>
-        <w:ind w:left="5760" w:hanging="259"/>
-      </w:pPr>
-    </w:lvl>
-    <w:lvl w:ilvl="8" w15:tentative="1">
-      <w:start w:val="1"/>
-      <w:numFmt w:val="lowerRoman"/>
-      <w:lvlText w:val="%9."/>
-      <w:lvlJc w:val="start"/>
-      <w:pPr>
-        <w:ind w:left="6480" w:hanging="259"/>
-      </w:pPr>
-    </w:lvl>
-  </w:abstractNum>
-  <w:abstractNum w:abstractNumId="225" w15:restartNumberingAfterBreak="0">
-    <w:multiLevelType w:val="hybridMultilevel"/>
-    <w:lvl w:ilvl="0" w15:tentative="1">
-      <w:start w:val="1"/>
-      <w:numFmt w:val="decimal"/>
-      <w:lvlText w:val="%1."/>
-      <w:lvlJc w:val="start"/>
-      <w:pPr>
-        <w:ind w:left="720" w:hanging="259"/>
-      </w:pPr>
-    </w:lvl>
-    <w:lvl w:ilvl="1" w15:tentative="1">
-      <w:start w:val="1"/>
-      <w:numFmt w:val="lowerLetter"/>
-      <w:lvlText w:val="%2."/>
-      <w:lvlJc w:val="start"/>
-      <w:pPr>
-        <w:ind w:left="1440" w:hanging="259"/>
-      </w:pPr>
-    </w:lvl>
-    <w:lvl w:ilvl="2" w15:tentative="1">
-      <w:start w:val="1"/>
-      <w:numFmt w:val="lowerRoman"/>
-      <w:lvlText w:val="%3."/>
-      <w:lvlJc w:val="start"/>
-      <w:pPr>
-        <w:ind w:left="2160" w:hanging="259"/>
-      </w:pPr>
-    </w:lvl>
-    <w:lvl w:ilvl="3" w15:tentative="1">
-      <w:start w:val="1"/>
-      <w:numFmt w:val="decimal"/>
-      <w:lvlText w:val="%4."/>
-      <w:lvlJc w:val="start"/>
-      <w:pPr>
-        <w:ind w:left="2880" w:hanging="259"/>
-      </w:pPr>
-    </w:lvl>
-    <w:lvl w:ilvl="4" w15:tentative="1">
-      <w:start w:val="1"/>
-      <w:numFmt w:val="lowerLetter"/>
-      <w:lvlText w:val="%5."/>
-      <w:lvlJc w:val="start"/>
-      <w:pPr>
-        <w:ind w:left="3600" w:hanging="259"/>
-      </w:pPr>
-    </w:lvl>
-    <w:lvl w:ilvl="5" w15:tentative="1">
-      <w:start w:val="1"/>
-      <w:numFmt w:val="lowerRoman"/>
-      <w:lvlText w:val="%6."/>
-      <w:lvlJc w:val="start"/>
-      <w:pPr>
-        <w:ind w:left="4320" w:hanging="259"/>
-      </w:pPr>
-    </w:lvl>
-    <w:lvl w:ilvl="6" w15:tentative="1">
-      <w:start w:val="1"/>
-      <w:numFmt w:val="decimal"/>
-      <w:lvlText w:val="%7."/>
-      <w:lvlJc w:val="start"/>
-      <w:pPr>
-        <w:ind w:left="5040" w:hanging="259"/>
-      </w:pPr>
-    </w:lvl>
-    <w:lvl w:ilvl="7" w15:tentative="1">
-      <w:start w:val="1"/>
-      <w:numFmt w:val="lowerLetter"/>
-      <w:lvlText w:val="%8."/>
-      <w:lvlJc w:val="start"/>
-      <w:pPr>
-        <w:ind w:left="5760" w:hanging="259"/>
-      </w:pPr>
-    </w:lvl>
-    <w:lvl w:ilvl="8" w15:tentative="1">
-      <w:start w:val="1"/>
-      <w:numFmt w:val="lowerRoman"/>
-      <w:lvlText w:val="%9."/>
-      <w:lvlJc w:val="start"/>
-      <w:pPr>
-        <w:ind w:left="6480" w:hanging="259"/>
       </w:pPr>
     </w:lvl>
   </w:abstractNum>
@@ -1635,6 +1383,258 @@
     <w:multiLevelType w:val="hybridMultilevel"/>
     <w:lvl w:ilvl="0" w15:tentative="1">
       <w:start w:val="1"/>
+      <w:numFmt w:val="decimal"/>
+      <w:lvlText w:val="%1."/>
+      <w:lvlJc w:val="start"/>
+      <w:pPr>
+        <w:ind w:left="720" w:hanging="259"/>
+      </w:pPr>
+    </w:lvl>
+    <w:lvl w:ilvl="1" w15:tentative="1">
+      <w:start w:val="1"/>
+      <w:numFmt w:val="lowerLetter"/>
+      <w:lvlText w:val="%2."/>
+      <w:lvlJc w:val="start"/>
+      <w:pPr>
+        <w:ind w:left="1440" w:hanging="259"/>
+      </w:pPr>
+    </w:lvl>
+    <w:lvl w:ilvl="2" w15:tentative="1">
+      <w:start w:val="1"/>
+      <w:numFmt w:val="lowerRoman"/>
+      <w:lvlText w:val="%3."/>
+      <w:lvlJc w:val="start"/>
+      <w:pPr>
+        <w:ind w:left="2160" w:hanging="259"/>
+      </w:pPr>
+    </w:lvl>
+    <w:lvl w:ilvl="3" w15:tentative="1">
+      <w:start w:val="1"/>
+      <w:numFmt w:val="decimal"/>
+      <w:lvlText w:val="%4."/>
+      <w:lvlJc w:val="start"/>
+      <w:pPr>
+        <w:ind w:left="2880" w:hanging="259"/>
+      </w:pPr>
+    </w:lvl>
+    <w:lvl w:ilvl="4" w15:tentative="1">
+      <w:start w:val="1"/>
+      <w:numFmt w:val="lowerLetter"/>
+      <w:lvlText w:val="%5."/>
+      <w:lvlJc w:val="start"/>
+      <w:pPr>
+        <w:ind w:left="3600" w:hanging="259"/>
+      </w:pPr>
+    </w:lvl>
+    <w:lvl w:ilvl="5" w15:tentative="1">
+      <w:start w:val="1"/>
+      <w:numFmt w:val="lowerRoman"/>
+      <w:lvlText w:val="%6."/>
+      <w:lvlJc w:val="start"/>
+      <w:pPr>
+        <w:ind w:left="4320" w:hanging="259"/>
+      </w:pPr>
+    </w:lvl>
+    <w:lvl w:ilvl="6" w15:tentative="1">
+      <w:start w:val="1"/>
+      <w:numFmt w:val="decimal"/>
+      <w:lvlText w:val="%7."/>
+      <w:lvlJc w:val="start"/>
+      <w:pPr>
+        <w:ind w:left="5040" w:hanging="259"/>
+      </w:pPr>
+    </w:lvl>
+    <w:lvl w:ilvl="7" w15:tentative="1">
+      <w:start w:val="1"/>
+      <w:numFmt w:val="lowerLetter"/>
+      <w:lvlText w:val="%8."/>
+      <w:lvlJc w:val="start"/>
+      <w:pPr>
+        <w:ind w:left="5760" w:hanging="259"/>
+      </w:pPr>
+    </w:lvl>
+    <w:lvl w:ilvl="8" w15:tentative="1">
+      <w:start w:val="1"/>
+      <w:numFmt w:val="lowerRoman"/>
+      <w:lvlText w:val="%9."/>
+      <w:lvlJc w:val="start"/>
+      <w:pPr>
+        <w:ind w:left="6480" w:hanging="259"/>
+      </w:pPr>
+    </w:lvl>
+  </w:abstractNum>
+  <w:abstractNum w:abstractNumId="229" w15:restartNumberingAfterBreak="0">
+    <w:multiLevelType w:val="hybridMultilevel"/>
+    <w:lvl w:ilvl="0" w15:tentative="1">
+      <w:start w:val="1"/>
+      <w:numFmt w:val="decimal"/>
+      <w:lvlText w:val="%1."/>
+      <w:lvlJc w:val="start"/>
+      <w:pPr>
+        <w:ind w:left="720" w:hanging="259"/>
+      </w:pPr>
+    </w:lvl>
+    <w:lvl w:ilvl="1" w15:tentative="1">
+      <w:start w:val="1"/>
+      <w:numFmt w:val="lowerLetter"/>
+      <w:lvlText w:val="%2."/>
+      <w:lvlJc w:val="start"/>
+      <w:pPr>
+        <w:ind w:left="1440" w:hanging="259"/>
+      </w:pPr>
+    </w:lvl>
+    <w:lvl w:ilvl="2" w15:tentative="1">
+      <w:start w:val="1"/>
+      <w:numFmt w:val="lowerRoman"/>
+      <w:lvlText w:val="%3."/>
+      <w:lvlJc w:val="start"/>
+      <w:pPr>
+        <w:ind w:left="2160" w:hanging="259"/>
+      </w:pPr>
+    </w:lvl>
+    <w:lvl w:ilvl="3" w15:tentative="1">
+      <w:start w:val="1"/>
+      <w:numFmt w:val="decimal"/>
+      <w:lvlText w:val="%4."/>
+      <w:lvlJc w:val="start"/>
+      <w:pPr>
+        <w:ind w:left="2880" w:hanging="259"/>
+      </w:pPr>
+    </w:lvl>
+    <w:lvl w:ilvl="4" w15:tentative="1">
+      <w:start w:val="1"/>
+      <w:numFmt w:val="lowerLetter"/>
+      <w:lvlText w:val="%5."/>
+      <w:lvlJc w:val="start"/>
+      <w:pPr>
+        <w:ind w:left="3600" w:hanging="259"/>
+      </w:pPr>
+    </w:lvl>
+    <w:lvl w:ilvl="5" w15:tentative="1">
+      <w:start w:val="1"/>
+      <w:numFmt w:val="lowerRoman"/>
+      <w:lvlText w:val="%6."/>
+      <w:lvlJc w:val="start"/>
+      <w:pPr>
+        <w:ind w:left="4320" w:hanging="259"/>
+      </w:pPr>
+    </w:lvl>
+    <w:lvl w:ilvl="6" w15:tentative="1">
+      <w:start w:val="1"/>
+      <w:numFmt w:val="decimal"/>
+      <w:lvlText w:val="%7."/>
+      <w:lvlJc w:val="start"/>
+      <w:pPr>
+        <w:ind w:left="5040" w:hanging="259"/>
+      </w:pPr>
+    </w:lvl>
+    <w:lvl w:ilvl="7" w15:tentative="1">
+      <w:start w:val="1"/>
+      <w:numFmt w:val="lowerLetter"/>
+      <w:lvlText w:val="%8."/>
+      <w:lvlJc w:val="start"/>
+      <w:pPr>
+        <w:ind w:left="5760" w:hanging="259"/>
+      </w:pPr>
+    </w:lvl>
+    <w:lvl w:ilvl="8" w15:tentative="1">
+      <w:start w:val="1"/>
+      <w:numFmt w:val="lowerRoman"/>
+      <w:lvlText w:val="%9."/>
+      <w:lvlJc w:val="start"/>
+      <w:pPr>
+        <w:ind w:left="6480" w:hanging="259"/>
+      </w:pPr>
+    </w:lvl>
+  </w:abstractNum>
+  <w:abstractNum w:abstractNumId="230" w15:restartNumberingAfterBreak="0">
+    <w:multiLevelType w:val="hybridMultilevel"/>
+    <w:lvl w:ilvl="0" w15:tentative="1">
+      <w:start w:val="1"/>
+      <w:numFmt w:val="decimal"/>
+      <w:lvlText w:val="%1."/>
+      <w:lvlJc w:val="start"/>
+      <w:pPr>
+        <w:ind w:left="720" w:hanging="259"/>
+      </w:pPr>
+    </w:lvl>
+    <w:lvl w:ilvl="1" w15:tentative="1">
+      <w:start w:val="1"/>
+      <w:numFmt w:val="lowerLetter"/>
+      <w:lvlText w:val="%2."/>
+      <w:lvlJc w:val="start"/>
+      <w:pPr>
+        <w:ind w:left="1440" w:hanging="259"/>
+      </w:pPr>
+    </w:lvl>
+    <w:lvl w:ilvl="2" w15:tentative="1">
+      <w:start w:val="1"/>
+      <w:numFmt w:val="lowerRoman"/>
+      <w:lvlText w:val="%3."/>
+      <w:lvlJc w:val="start"/>
+      <w:pPr>
+        <w:ind w:left="2160" w:hanging="259"/>
+      </w:pPr>
+    </w:lvl>
+    <w:lvl w:ilvl="3" w15:tentative="1">
+      <w:start w:val="1"/>
+      <w:numFmt w:val="decimal"/>
+      <w:lvlText w:val="%4."/>
+      <w:lvlJc w:val="start"/>
+      <w:pPr>
+        <w:ind w:left="2880" w:hanging="259"/>
+      </w:pPr>
+    </w:lvl>
+    <w:lvl w:ilvl="4" w15:tentative="1">
+      <w:start w:val="1"/>
+      <w:numFmt w:val="lowerLetter"/>
+      <w:lvlText w:val="%5."/>
+      <w:lvlJc w:val="start"/>
+      <w:pPr>
+        <w:ind w:left="3600" w:hanging="259"/>
+      </w:pPr>
+    </w:lvl>
+    <w:lvl w:ilvl="5" w15:tentative="1">
+      <w:start w:val="1"/>
+      <w:numFmt w:val="lowerRoman"/>
+      <w:lvlText w:val="%6."/>
+      <w:lvlJc w:val="start"/>
+      <w:pPr>
+        <w:ind w:left="4320" w:hanging="259"/>
+      </w:pPr>
+    </w:lvl>
+    <w:lvl w:ilvl="6" w15:tentative="1">
+      <w:start w:val="1"/>
+      <w:numFmt w:val="decimal"/>
+      <w:lvlText w:val="%7."/>
+      <w:lvlJc w:val="start"/>
+      <w:pPr>
+        <w:ind w:left="5040" w:hanging="259"/>
+      </w:pPr>
+    </w:lvl>
+    <w:lvl w:ilvl="7" w15:tentative="1">
+      <w:start w:val="1"/>
+      <w:numFmt w:val="lowerLetter"/>
+      <w:lvlText w:val="%8."/>
+      <w:lvlJc w:val="start"/>
+      <w:pPr>
+        <w:ind w:left="5760" w:hanging="259"/>
+      </w:pPr>
+    </w:lvl>
+    <w:lvl w:ilvl="8" w15:tentative="1">
+      <w:start w:val="1"/>
+      <w:numFmt w:val="lowerRoman"/>
+      <w:lvlText w:val="%9."/>
+      <w:lvlJc w:val="start"/>
+      <w:pPr>
+        <w:ind w:left="6480" w:hanging="259"/>
+      </w:pPr>
+    </w:lvl>
+  </w:abstractNum>
+  <w:abstractNum w:abstractNumId="231" w15:restartNumberingAfterBreak="0">
+    <w:multiLevelType w:val="hybridMultilevel"/>
+    <w:lvl w:ilvl="0" w15:tentative="1">
+      <w:start w:val="1"/>
       <w:numFmt w:val="bullet"/>
       <w:lvlText w:val="●"/>
       <w:lvlJc w:val="start"/>
@@ -1716,24 +1716,6 @@
     </w:lvl>
   </w:abstractNum>
   <w:num w:numId="1">
-    <w:abstractNumId w:val="222"/>
-    <w:lvlOverride w:ilvl="0">
-      <w:startOverride w:val="1"/>
-    </w:lvlOverride>
-  </w:num>
-  <w:num w:numId="229">
-    <w:abstractNumId w:val="223"/>
-    <w:lvlOverride w:ilvl="0">
-      <w:startOverride w:val="1"/>
-    </w:lvlOverride>
-  </w:num>
-  <w:num w:numId="230">
-    <w:abstractNumId w:val="224"/>
-    <w:lvlOverride w:ilvl="0">
-      <w:startOverride w:val="1"/>
-    </w:lvlOverride>
-  </w:num>
-  <w:num w:numId="231">
     <w:abstractNumId w:val="225"/>
     <w:lvlOverride w:ilvl="0">
       <w:startOverride w:val="1"/>
@@ -1753,6 +1735,24 @@
   </w:num>
   <w:num w:numId="234">
     <w:abstractNumId w:val="228"/>
+    <w:lvlOverride w:ilvl="0">
+      <w:startOverride w:val="1"/>
+    </w:lvlOverride>
+  </w:num>
+  <w:num w:numId="235">
+    <w:abstractNumId w:val="229"/>
+    <w:lvlOverride w:ilvl="0">
+      <w:startOverride w:val="1"/>
+    </w:lvlOverride>
+  </w:num>
+  <w:num w:numId="236">
+    <w:abstractNumId w:val="230"/>
+    <w:lvlOverride w:ilvl="0">
+      <w:startOverride w:val="1"/>
+    </w:lvlOverride>
+  </w:num>
+  <w:num w:numId="237">
+    <w:abstractNumId w:val="231"/>
     <w:lvlOverride w:ilvl="0">
       <w:startOverride w:val="1"/>
     </w:lvlOverride>

--- a/chapters/exports/03-project.docx
+++ b/chapters/exports/03-project.docx
@@ -28,7 +28,7 @@
     </w:p>
     <w:p>
       <w:r>
-        <w:t xml:space="preserve">The project and proposal development workflow is iterative, like program design, similar to the budget process described in the budget section. In general, we suggest the following workflow to develop projects or a proposal:</w:t>
+        <w:t xml:space="preserve">The project and proposal development workflow is iterative, like program design and the budget process described in the budget section. In general, we suggest the following workflow to develop projects or a proposal:</w:t>
       </w:r>
     </w:p>
     <w:p>
@@ -36,7 +36,7 @@
         <w:pStyle w:val="ListParagraph"/>
         <w:numPr>
           <w:ilvl w:val="0"/>
-          <w:numId w:val="232"/>
+          <w:numId w:val="30"/>
         </w:numPr>
       </w:pPr>
       <w:r>
@@ -55,7 +55,7 @@
         <w:pStyle w:val="ListParagraph"/>
         <w:numPr>
           <w:ilvl w:val="1"/>
-          <w:numId w:val="232"/>
+          <w:numId w:val="30"/>
         </w:numPr>
       </w:pPr>
       <w:r>
@@ -67,11 +67,11 @@
         <w:pStyle w:val="ListParagraph"/>
         <w:numPr>
           <w:ilvl w:val="1"/>
-          <w:numId w:val="232"/>
-        </w:numPr>
-      </w:pPr>
-      <w:r>
-        <w:t xml:space="preserve">Project goals. The project links to the programmatic theory of change and goals, followed by project goals/objectives.</w:t>
+          <w:numId w:val="30"/>
+        </w:numPr>
+      </w:pPr>
+      <w:r>
+        <w:t xml:space="preserve">Project goals. Link the project to the programmatic theory of change and goals, then list the project goals/objectives.</w:t>
       </w:r>
     </w:p>
     <w:p>
@@ -79,7 +79,7 @@
         <w:pStyle w:val="ListParagraph"/>
         <w:numPr>
           <w:ilvl w:val="1"/>
-          <w:numId w:val="232"/>
+          <w:numId w:val="30"/>
         </w:numPr>
       </w:pPr>
       <w:r>
@@ -87,8 +87,41 @@
       </w:r>
     </w:p>
     <w:p>
-      <w:r>
-        <w:t xml:space="preserve">Don’t worry about fleshing out these sections in detail. When drafting the brief, focus on getting the ideas down. The details can be developed later.</w:t>
+      <w:pPr>
+        <w:pStyle w:val="ListParagraph"/>
+        <w:numPr>
+          <w:ilvl w:val="0"/>
+          <w:numId w:val="30"/>
+        </w:numPr>
+      </w:pPr>
+      <w:r>
+        <w:rPr>
+          <w:b/>
+          <w:bCs/>
+        </w:rPr>
+        <w:t xml:space="preserve">Budget</w:t>
+      </w:r>
+      <w:r>
+        <w:t xml:space="preserve">. Creating a back-of-the-envelope budget helps quickly estimate a project’s basic costs—like staff time, equipment, materials, and key activities, e.g., site assessments, community outreach, training sessions, and report preparation—before investing time in a full proposal. It’s a simple way to test feasibility and guide early planning decisions. Again, don’t worry about details; just make some rough estimates. Napkins (or junk mail) and a pen at a restaurant are good tools of the trade! Capture your proposal ideas and get rolling.</w:t>
+      </w:r>
+    </w:p>
+    <w:p>
+      <w:pPr>
+        <w:pStyle w:val="ListParagraph"/>
+        <w:numPr>
+          <w:ilvl w:val="0"/>
+          <w:numId w:val="30"/>
+        </w:numPr>
+      </w:pPr>
+      <w:r>
+        <w:rPr>
+          <w:b/>
+          <w:bCs/>
+        </w:rPr>
+        <w:t xml:space="preserve">Scope</w:t>
+      </w:r>
+      <w:r>
+        <w:t xml:space="preserve">. Draft the proposal narrative or scope of work with a detailed description of tasks and activities by objective, using the brief from step one as a guide. At this point, it is worth adding a GANTT chart as a project timeline to show the workflow and check whether you’ve stacked too many activities at certain times or made your schedule too aggressive.</w:t>
       </w:r>
     </w:p>
     <w:p/>
@@ -106,7 +139,7 @@
           <w:bCs/>
           <w:color w:val="FFFFFF"/>
         </w:rPr>
-        <w:t xml:space="preserve">Tip</w:t>
+        <w:t xml:space="preserve">Nesting goals &amp; objectives</w:t>
       </w:r>
     </w:p>
     <w:p>
@@ -125,7 +158,7 @@
         <w:pStyle w:val="ListParagraph"/>
         <w:numPr>
           <w:ilvl w:val="0"/>
-          <w:numId w:val="233"/>
+          <w:numId w:val="31"/>
         </w:numPr>
         <w:pBdr>
           <w:left w:val="double" w:color="5D85D0"/>
@@ -146,7 +179,7 @@
         <w:pStyle w:val="ListParagraph"/>
         <w:numPr>
           <w:ilvl w:val="1"/>
-          <w:numId w:val="233"/>
+          <w:numId w:val="31"/>
         </w:numPr>
       </w:pPr>
       <w:r>
@@ -164,7 +197,7 @@
         <w:pStyle w:val="ListParagraph"/>
         <w:numPr>
           <w:ilvl w:val="1"/>
-          <w:numId w:val="233"/>
+          <w:numId w:val="31"/>
         </w:numPr>
       </w:pPr>
       <w:r>
@@ -177,7 +210,7 @@
         <w:pStyle w:val="ListParagraph"/>
         <w:numPr>
           <w:ilvl w:val="1"/>
-          <w:numId w:val="233"/>
+          <w:numId w:val="31"/>
         </w:numPr>
       </w:pPr>
       <w:r>
@@ -190,7 +223,7 @@
         <w:pStyle w:val="ListParagraph"/>
         <w:numPr>
           <w:ilvl w:val="0"/>
-          <w:numId w:val="233"/>
+          <w:numId w:val="31"/>
         </w:numPr>
       </w:pPr>
       <w:r>
@@ -205,56 +238,23 @@
     </w:p>
     <w:p/>
     <w:p>
-      <w:pPr>
-        <w:pStyle w:val="ListParagraph"/>
-        <w:numPr>
-          <w:ilvl w:val="0"/>
-          <w:numId w:val="234"/>
-        </w:numPr>
-      </w:pPr>
-      <w:r>
-        <w:rPr>
-          <w:b/>
-          <w:bCs/>
-        </w:rPr>
-        <w:t xml:space="preserve">Budget</w:t>
-      </w:r>
-      <w:r>
-        <w:t xml:space="preserve">. Creating a back-of-the-envelope budget helps quickly estimate a project’s basic costs—like staff time, equipment, materials, and key activities, e.g., site assessments, community outreach, training sessions, and report preparation—before investing time in a full proposal. It’s a simple way to test feasibility and guide early planning decisions. Again, don’t worry about details, just make some rough estimates. Napkins (or junk mail) and a pen at a restaurant are good tools of the trade! Capture your proposal ideas and get rolling.</w:t>
-      </w:r>
-    </w:p>
-    <w:p>
-      <w:pPr>
-        <w:pStyle w:val="ListParagraph"/>
-        <w:numPr>
-          <w:ilvl w:val="0"/>
-          <w:numId w:val="234"/>
-        </w:numPr>
-      </w:pPr>
-      <w:r>
-        <w:rPr>
-          <w:b/>
-          <w:bCs/>
-        </w:rPr>
+      <w:r>
+        <w:t xml:space="preserve">Don’t worry about fleshing out these sections in detail. When drafting the brief, focus on getting the ideas down. The details can be developed later.</w:t>
+      </w:r>
+    </w:p>
+    <w:p>
+      <w:pPr>
+        <w:pStyle w:val="Heading3"/>
+      </w:pPr>
+      <w:r>
         <w:t xml:space="preserve">Scope</w:t>
       </w:r>
-      <w:r>
-        <w:t xml:space="preserve">. Draft the proposal narrative or scope of work with a detailed description of tasks and activities by objective, using the brief from step one as a guide. At this point, it is worth adding a GANTT chart as a project timeline to show the project workflow and check if you’ve stacked too many activities at certain times or if your schedule is too aggressive.</w:t>
-      </w:r>
-    </w:p>
-    <w:p>
-      <w:pPr>
-        <w:pStyle w:val="Heading3"/>
-      </w:pPr>
-      <w:r>
-        <w:t xml:space="preserve">Scope</w:t>
-      </w:r>
-    </w:p>
-    <w:p>
-      <w:r>
-        <w:t xml:space="preserve">Use the brief to flesh out a more detailed project scope and description. Don’t be afraid to write and then rewrite various sections. Give each a rest for a few days, then return after working on other sections. Create a checklist from the proposal RFP solicitation package to ensure you don’t forget anything. The </w:t>
-      </w:r>
-      <w:hyperlink w:history="1" r:id="rIdzm7gl1vvv8k1qjjd8sflj">
+    </w:p>
+    <w:p>
+      <w:r>
+        <w:t xml:space="preserve">Use the brief to flesh out a more detailed project scope and description. Don’t be afraid to write sections and then rewrite them. Give each section a rest for a few days, then return to it after working on other sections. Create a checklist from the proposal RFP solicitation package to ensure you don’t forget anything. The </w:t>
+      </w:r>
+      <w:hyperlink w:history="1" r:id="rIdhheoww5cvy94tmtf1mcik">
         <w:r>
           <w:rPr>
             <w:rStyle w:val="Hyperlink"/>
@@ -268,7 +268,7 @@
     </w:p>
     <w:p>
       <w:r>
-        <w:t xml:space="preserve">Send your proposed ideas to colleagues for review or try to develop them across an interdisciplinary team or collaboratively if working with multiple partners.</w:t>
+        <w:t xml:space="preserve">Send your proposed ideas to colleagues for review, or develop them across an interdisciplinary team or collaboratively if working with multiple partners.</w:t>
       </w:r>
     </w:p>
     <w:p>
@@ -281,7 +281,7 @@
     </w:p>
     <w:p>
       <w:r>
-        <w:t xml:space="preserve">Identifying and reviewing a proposal’s requirements and other set project parameters early will help focus project design efforts and keep expectations in line with reality. One key parameter is the amount of money available for direct program implementation. Starting with a rough estimate of the required fieldwork will help you make realistic project scope and scale decisions.</w:t>
+        <w:t xml:space="preserve">Identifying and reviewing a proposal’s requirements and other project parameters early will help focus design efforts and keep expectations aligned with reality. One key parameter is the amount of money available for direct program implementation. Starting with a rough estimate of the required fieldwork will help you make realistic decisions about project scope and scale.</w:t>
       </w:r>
     </w:p>
     <w:p>
@@ -475,7 +475,7 @@
           <w:bCs/>
           <w:color w:val="FFFFFF"/>
         </w:rPr>
-        <w:t xml:space="preserve">Warning</w:t>
+        <w:t xml:space="preserve">Budgeting for inflation</w:t>
       </w:r>
     </w:p>
     <w:p>
@@ -507,7 +507,7 @@
     </w:p>
     <w:p>
       <w:r>
-        <w:t xml:space="preserve">The project budget is the core engine of the project. Developing it with defensible numbers is critical to project success.</w:t>
+        <w:t xml:space="preserve">The project budget is the project’s core engine. Developing it with defensible numbers is critical to project success.</w:t>
       </w:r>
     </w:p>
     <w:p>
@@ -515,7 +515,7 @@
         <w:pStyle w:val="ListParagraph"/>
         <w:numPr>
           <w:ilvl w:val="0"/>
-          <w:numId w:val="235"/>
+          <w:numId w:val="32"/>
         </w:numPr>
       </w:pPr>
       <w:r>
@@ -534,7 +534,7 @@
         <w:pStyle w:val="ListParagraph"/>
         <w:numPr>
           <w:ilvl w:val="0"/>
-          <w:numId w:val="235"/>
+          <w:numId w:val="32"/>
         </w:numPr>
       </w:pPr>
       <w:r>
@@ -553,7 +553,7 @@
         <w:pStyle w:val="ListParagraph"/>
         <w:numPr>
           <w:ilvl w:val="0"/>
-          <w:numId w:val="235"/>
+          <w:numId w:val="32"/>
         </w:numPr>
       </w:pPr>
       <w:r>
@@ -572,7 +572,7 @@
         <w:pStyle w:val="ListParagraph"/>
         <w:numPr>
           <w:ilvl w:val="0"/>
-          <w:numId w:val="235"/>
+          <w:numId w:val="32"/>
         </w:numPr>
       </w:pPr>
       <w:r>
@@ -591,7 +591,7 @@
         <w:pStyle w:val="ListParagraph"/>
         <w:numPr>
           <w:ilvl w:val="0"/>
-          <w:numId w:val="235"/>
+          <w:numId w:val="32"/>
         </w:numPr>
       </w:pPr>
       <w:r>
@@ -602,7 +602,7 @@
         <w:t xml:space="preserve">Refined budget</w:t>
       </w:r>
       <w:r>
-        <w:t xml:space="preserve">. Return to the budget and refine numbers—test assumptions about estimates for each line item. Increase amounts as necessary. You may need to factor in inflation, salary raises, or increases in material purchase amounts that may fluctuate with changing markets. Adjust the total budget to reflect what you think is a reasonable ask to the funder. This may require factoring some estimates down.</w:t>
+        <w:t xml:space="preserve">. Return to the budget and refine numbers—test assumptions about estimates for each line item. Increase amounts as necessary. You may need to factor in inflation, salary raises, or increases in material purchase amounts that may fluctuate with changing markets. Adjust the total budget to reflect what you think is a reasonable ask to the funder. This may require lowering some estimates.</w:t>
       </w:r>
     </w:p>
     <w:p/>
@@ -645,9 +645,9 @@
       <w:r>
         <w:drawing>
           <wp:inline distT="0" distB="0" distL="0" distR="0">
-            <wp:extent cx="4000500" cy="5691188"/>
+            <wp:extent cx="4000500" cy="1432918"/>
             <wp:effectExtent b="0" l="0" r="0" t="0"/>
-            <wp:docPr id="222" name="" descr="" title=""/>
+            <wp:docPr id="21" name="" descr="" title=""/>
             <wp:cNvGraphicFramePr>
               <a:graphicFrameLocks xmlns:a="http://schemas.openxmlformats.org/drawingml/2006/main" noChangeAspect="1"/>
             </wp:cNvGraphicFramePr>
@@ -670,7 +670,7 @@
                   <pic:spPr bwMode="auto">
                     <a:xfrm>
                       <a:off x="0" y="0"/>
-                      <a:ext cx="4000500" cy="5691188"/>
+                      <a:ext cx="4000500" cy="1432918"/>
                     </a:xfrm>
                     <a:prstGeom prst="rect">
                       <a:avLst/>
@@ -705,9 +705,9 @@
       <w:r>
         <w:drawing>
           <wp:inline distT="0" distB="0" distL="0" distR="0">
-            <wp:extent cx="4000500" cy="5691188"/>
+            <wp:extent cx="4000500" cy="1753028"/>
             <wp:effectExtent b="0" l="0" r="0" t="0"/>
-            <wp:docPr id="223" name="" descr="" title=""/>
+            <wp:docPr id="22" name="" descr="" title=""/>
             <wp:cNvGraphicFramePr>
               <a:graphicFrameLocks xmlns:a="http://schemas.openxmlformats.org/drawingml/2006/main" noChangeAspect="1"/>
             </wp:cNvGraphicFramePr>
@@ -730,7 +730,7 @@
                   <pic:spPr bwMode="auto">
                     <a:xfrm>
                       <a:off x="0" y="0"/>
-                      <a:ext cx="4000500" cy="5691188"/>
+                      <a:ext cx="4000500" cy="1753028"/>
                     </a:xfrm>
                     <a:prstGeom prst="rect">
                       <a:avLst/>
@@ -765,7 +765,7 @@
     </w:p>
     <w:p>
       <w:r>
-        <w:t xml:space="preserve">Put together your project design and share it. For both proposals and projects, copyedit your final version and then copyedit it again. Look at it in different formats and, ideally, let the proposal rest for a few days, then copyedit again. Printing out the key written components and editing with a red pen can also help catch additional mistakes or grammatical errors. This might seem like a paper waste, but it can be effective for editing.</w:t>
+        <w:t xml:space="preserve">Put together your project design and share it. For both proposals and projects, copyedit your final version and then copyedit it again. Look at it in different formats and, ideally, let the proposal rest for a few days, then copyedit again. Printing out the key written components and editing with a red pen can also help catch additional mistakes or grammatical errors. This might seem like a waste of paper, but it can be effective for editing.</w:t>
       </w:r>
     </w:p>
     <w:p/>
@@ -794,7 +794,7 @@
         <w:ind w:left="288" w:right="288"/>
       </w:pPr>
       <w:r>
-        <w:t xml:space="preserve">Putting together proposals in response to foundations and government agency requests for proposals (RFPs) can often be an arduous or torturous process. It doesn’t have to be this way, and some foundations and agencies are much better at it than others. For example, the California Wildlife Conservation Board typically requires a site visit prior to an applicant putting together a proposal, then program officers review submitted proposals and provide feedback on scope and budget. If and when the proposal goes to the board, it’s likely to be funded.</w:t>
+        <w:t xml:space="preserve">Putting together proposals in response to foundations and government agency requests for proposals (RFPs) can often be an arduous or torturous process. It doesn’t have to be this way, and some foundations and agencies are much better at it than others. For example, the California Wildlife Conservation Board typically requires a site visit before an applicant puts together a proposal; then program officers review submitted proposals and provide feedback on scope and budget. If and when the proposal goes to the board, it’s likely to be funded.</w:t>
       </w:r>
     </w:p>
     <w:p>
@@ -805,7 +805,7 @@
         <w:ind w:left="288" w:right="288"/>
       </w:pPr>
       <w:r>
-        <w:t xml:space="preserve">Funders vary so widely it’s hard to make generalizations, but the best pay more attention to process and capacity building. If you get a chance to give feedback to funders during a proposal process, please offer them honest feedback. Here are our suggestions for funders that you’re welcome to adapt:</w:t>
+        <w:t xml:space="preserve">Funders vary so widely that it’s hard to generalize, but the best pay more attention to process and capacity building. If you get a chance to give feedback to funders during a proposal process, please offer them honest feedback. Here are our suggestions for funders that you’re welcome to adapt:</w:t>
       </w:r>
     </w:p>
     <w:p>
@@ -813,7 +813,7 @@
         <w:pStyle w:val="ListParagraph"/>
         <w:numPr>
           <w:ilvl w:val="0"/>
-          <w:numId w:val="236"/>
+          <w:numId w:val="33"/>
         </w:numPr>
         <w:pBdr>
           <w:left w:val="double" w:color="5D85D0"/>
@@ -828,7 +828,7 @@
         <w:t xml:space="preserve">Streamline the initial application process</w:t>
       </w:r>
       <w:r>
-        <w:t xml:space="preserve">. One page: tasks, budget, qualifications. That’s it! Details later! Don’t make grantees answer 17 questions and develop a 50 page proposal for funding they may have a small change of securing. That’s not fair to them or reviewers.</w:t>
+        <w:t xml:space="preserve">. One page: tasks, budget, qualifications. That’s it! Details later! Don’t make grantees answer 17 questions and develop a 50-page proposal for funding they may have a small chance of securing. That’s not fair to them or reviewers.</w:t>
       </w:r>
     </w:p>
     <w:p>
@@ -836,7 +836,7 @@
         <w:pStyle w:val="ListParagraph"/>
         <w:numPr>
           <w:ilvl w:val="0"/>
-          <w:numId w:val="236"/>
+          <w:numId w:val="33"/>
         </w:numPr>
       </w:pPr>
       <w:r>
@@ -847,7 +847,7 @@
         <w:t xml:space="preserve">Consider participatory grant-making</w:t>
       </w:r>
       <w:r>
-        <w:t xml:space="preserve">. What if we flattened the decision-making for who gets funding and included grantees in that process. What if grantmaking by all funders was more transparent and less opaque? Maybe this would require more time up front by funders, but it could lead to stronger projects and improved connections to grantees.</w:t>
+        <w:t xml:space="preserve">. What if we flattened the decision-making process for who gets funding and included grantees in it? What if grantmaking by all funders was more transparent and less opaque? This might require more upfront time from funders, but it could lead to stronger projects and better connections with grantees.</w:t>
       </w:r>
     </w:p>
     <w:p>
@@ -855,7 +855,7 @@
         <w:pStyle w:val="ListParagraph"/>
         <w:numPr>
           <w:ilvl w:val="0"/>
-          <w:numId w:val="236"/>
+          <w:numId w:val="33"/>
         </w:numPr>
       </w:pPr>
       <w:r>
@@ -866,7 +866,7 @@
         <w:t xml:space="preserve">Rethink proposal forms</w:t>
       </w:r>
       <w:r>
-        <w:t xml:space="preserve">. Consider providing templates in word or pdf format that grantees can fill out then upload the saved docs to your grant portal instead of using online forms that require filling out each section before moving on to the next. No one should have to cut and paste their proposal to submit it online; that is so 1990s. Look for others ways to automate this process with grantees.</w:t>
+        <w:t xml:space="preserve">. Consider providing templates in Word or PDF format that grantees can fill out, then upload the saved docs to your grant portal instead of using online forms that require filling out each section before moving on to the next. No one should have to cut and paste their proposal to submit it online; that is so 1990s. Look for other ways to automate this process with grantees.</w:t>
       </w:r>
     </w:p>
     <w:p>
@@ -874,7 +874,7 @@
         <w:pStyle w:val="ListParagraph"/>
         <w:numPr>
           <w:ilvl w:val="0"/>
-          <w:numId w:val="236"/>
+          <w:numId w:val="33"/>
         </w:numPr>
       </w:pPr>
       <w:r>
@@ -885,7 +885,7 @@
         <w:t xml:space="preserve">Shorten RFPs</w:t>
       </w:r>
       <w:r>
-        <w:t xml:space="preserve">. RFPS in excess of 20 pages make it difficult for grantees to get to translate to proposals. List what you want, how much to apply for, and leave the legalese for funding recipients, e.g., don’t include pages of appendices with contracts and required forms. The legal documentation can have a link online and providing other key documents, e.g., model budget or scope could be made available.</w:t>
+        <w:t xml:space="preserve">. RFPs over 20 pages make it hard for grantees to translate them into proposals. List what you want, how much to apply for, and leave the legalese for funding recipients, e.g., don’t include pages of appendices with contracts and required forms. You can link to the legal documentation online, and you can also provide other key documents, e.g., a model budget or scope.</w:t>
       </w:r>
     </w:p>
     <w:p>
@@ -893,7 +893,7 @@
         <w:pStyle w:val="ListParagraph"/>
         <w:numPr>
           <w:ilvl w:val="0"/>
-          <w:numId w:val="236"/>
+          <w:numId w:val="33"/>
         </w:numPr>
       </w:pPr>
       <w:r>
@@ -904,13 +904,13 @@
         <w:t xml:space="preserve">Set realistic due dates</w:t>
       </w:r>
       <w:r>
-        <w:t xml:space="preserve">. Not January 2 or the week after Thanksgiving or even during the summer school holidays. Also don’t release RFPs on December 23rd, that’s verging on Ebenezer Scrooge behavior. These due dates aren’t made up, we have experienced this for grants and heard from partners about the same.</w:t>
+        <w:t xml:space="preserve">. Not January 2, the week after Thanksgiving, or even during the summer school holidays. Also, don’t release RFPs on December 23rd; that’s verging on Ebenezer Scrooge behavior. These due dates aren’t made up; we have experienced this with grants and heard the same from partners.</w:t>
       </w:r>
     </w:p>
     <w:p/>
     <w:p>
       <w:r>
-        <w:t xml:space="preserve">The FBA can also review projects and proposals, with our staff writers’ years of experience with proposal development and successful funding track records. However, we ask that you send them early, e.g., months before the due date or during the conceptual phase. Please get in touch with us if you’re interested in a review.</w:t>
+        <w:t xml:space="preserve">The FBA can also review projects and proposals, with our staff writers’ years of experience with proposal development and successful funding track records. However, we ask that you send them early, e.g., months before the due date or during the conceptual phase. Please contact us if you’re interested in a review.</w:t>
       </w:r>
     </w:p>
     <w:p>
@@ -936,10 +936,10 @@
         <w:pStyle w:val="ListParagraph"/>
         <w:numPr>
           <w:ilvl w:val="0"/>
-          <w:numId w:val="237"/>
-        </w:numPr>
-      </w:pPr>
-      <w:hyperlink w:history="1" r:id="rIdgsjkei7k69kype3rf-dyk">
+          <w:numId w:val="34"/>
+        </w:numPr>
+      </w:pPr>
+      <w:hyperlink w:history="1" r:id="rId4hpqpvluuvndiydbhdc-d">
         <w:r>
           <w:rPr>
             <w:b/>
@@ -950,7 +950,7 @@
         </w:r>
       </w:hyperlink>
       <w:r>
-        <w:t xml:space="preserve">. Templates upcoming workshops to prepare you for proposals and past workshop recordings on various aspects of program, project, and proposal development.</w:t>
+        <w:t xml:space="preserve">. Templates, upcoming workshops to prepare you for proposals, and past workshop recordings on various aspects of program, project, and proposal development.</w:t>
       </w:r>
     </w:p>
     <w:p>
@@ -958,10 +958,10 @@
         <w:pStyle w:val="ListParagraph"/>
         <w:numPr>
           <w:ilvl w:val="0"/>
-          <w:numId w:val="237"/>
-        </w:numPr>
-      </w:pPr>
-      <w:hyperlink w:history="1" r:id="rIdpl8em15fivanflkcu_0rz">
+          <w:numId w:val="34"/>
+        </w:numPr>
+      </w:pPr>
+      <w:hyperlink w:history="1" r:id="rIdzbx8vqxngdhq4hgow6ofz">
         <w:r>
           <w:rPr>
             <w:b/>
@@ -980,10 +980,10 @@
         <w:pStyle w:val="ListParagraph"/>
         <w:numPr>
           <w:ilvl w:val="0"/>
-          <w:numId w:val="237"/>
-        </w:numPr>
-      </w:pPr>
-      <w:hyperlink w:history="1" r:id="rIdhkux0f7teaqxsggtbbbja">
+          <w:numId w:val="34"/>
+        </w:numPr>
+      </w:pPr>
+      <w:hyperlink w:history="1" r:id="rId19t47zss_q9unppengf5q">
         <w:r>
           <w:rPr>
             <w:b/>
@@ -1002,10 +1002,10 @@
         <w:pStyle w:val="ListParagraph"/>
         <w:numPr>
           <w:ilvl w:val="0"/>
-          <w:numId w:val="237"/>
-        </w:numPr>
-      </w:pPr>
-      <w:hyperlink w:history="1" r:id="rIddkcmde_epzpkuzq39hac3">
+          <w:numId w:val="34"/>
+        </w:numPr>
+      </w:pPr>
+      <w:hyperlink w:history="1" r:id="rIdyghwukbfd3px7pjaeg81b">
         <w:r>
           <w:rPr>
             <w:b/>
@@ -1049,7 +1049,7 @@
         <wp:inline distT="0" distB="0" distL="0" distR="0">
           <wp:extent cx="608542" cy="105833"/>
           <wp:effectExtent b="0" l="0" r="0" t="0"/>
-          <wp:docPr id="224" name="" descr="" title=""/>
+          <wp:docPr id="23" name="" descr="" title=""/>
           <wp:cNvGraphicFramePr>
             <a:graphicFrameLocks xmlns:a="http://schemas.openxmlformats.org/drawingml/2006/main" noChangeAspect="1"/>
           </wp:cNvGraphicFramePr>
@@ -1127,7 +1127,7 @@
 
 <file path=word/numbering.xml><?xml version="1.0" encoding="utf-8"?>
 <w:numbering xmlns:wpc="http://schemas.microsoft.com/office/word/2010/wordprocessingCanvas" xmlns:mc="http://schemas.openxmlformats.org/markup-compatibility/2006" xmlns:o="urn:schemas-microsoft-com:office:office" xmlns:r="http://schemas.openxmlformats.org/officeDocument/2006/relationships" xmlns:m="http://schemas.openxmlformats.org/officeDocument/2006/math" xmlns:v="urn:schemas-microsoft-com:vml" xmlns:wp14="http://schemas.microsoft.com/office/word/2010/wordprocessingDrawing" xmlns:wp="http://schemas.openxmlformats.org/drawingml/2006/wordprocessingDrawing" xmlns:w10="urn:schemas-microsoft-com:office:word" xmlns:w="http://schemas.openxmlformats.org/wordprocessingml/2006/main" xmlns:w14="http://schemas.microsoft.com/office/word/2010/wordml" xmlns:w15="http://schemas.microsoft.com/office/word/2012/wordml" xmlns:wpg="http://schemas.microsoft.com/office/word/2010/wordprocessingGroup" xmlns:wpi="http://schemas.microsoft.com/office/word/2010/wordprocessingInk" xmlns:wne="http://schemas.microsoft.com/office/word/2006/wordml" xmlns:wps="http://schemas.microsoft.com/office/word/2010/wordprocessingShape" mc:Ignorable="w14 w15 wp14">
-  <w:abstractNum w:abstractNumId="225" w15:restartNumberingAfterBreak="0">
+  <w:abstractNum w:abstractNumId="24" w15:restartNumberingAfterBreak="0">
     <w:multiLevelType w:val="hybridMultilevel"/>
     <w:lvl w:ilvl="0" w15:tentative="1">
       <w:start w:val="1"/>
@@ -1211,7 +1211,7 @@
       </w:pPr>
     </w:lvl>
   </w:abstractNum>
-  <w:abstractNum w:abstractNumId="226" w15:restartNumberingAfterBreak="0">
+  <w:abstractNum w:abstractNumId="25" w15:restartNumberingAfterBreak="0">
     <w:multiLevelType w:val="hybridMultilevel"/>
     <w:lvl w:ilvl="0" w15:tentative="1">
       <w:start w:val="1"/>
@@ -1295,7 +1295,7 @@
       </w:pPr>
     </w:lvl>
   </w:abstractNum>
-  <w:abstractNum w:abstractNumId="227" w15:restartNumberingAfterBreak="0">
+  <w:abstractNum w:abstractNumId="26" w15:restartNumberingAfterBreak="0">
     <w:multiLevelType w:val="hybridMultilevel"/>
     <w:lvl w:ilvl="0" w15:tentative="1">
       <w:start w:val="1"/>
@@ -1379,7 +1379,7 @@
       </w:pPr>
     </w:lvl>
   </w:abstractNum>
-  <w:abstractNum w:abstractNumId="228" w15:restartNumberingAfterBreak="0">
+  <w:abstractNum w:abstractNumId="27" w15:restartNumberingAfterBreak="0">
     <w:multiLevelType w:val="hybridMultilevel"/>
     <w:lvl w:ilvl="0" w15:tentative="1">
       <w:start w:val="1"/>
@@ -1463,7 +1463,7 @@
       </w:pPr>
     </w:lvl>
   </w:abstractNum>
-  <w:abstractNum w:abstractNumId="229" w15:restartNumberingAfterBreak="0">
+  <w:abstractNum w:abstractNumId="28" w15:restartNumberingAfterBreak="0">
     <w:multiLevelType w:val="hybridMultilevel"/>
     <w:lvl w:ilvl="0" w15:tentative="1">
       <w:start w:val="1"/>
@@ -1547,94 +1547,10 @@
       </w:pPr>
     </w:lvl>
   </w:abstractNum>
-  <w:abstractNum w:abstractNumId="230" w15:restartNumberingAfterBreak="0">
+  <w:abstractNum w:abstractNumId="29" w15:restartNumberingAfterBreak="0">
     <w:multiLevelType w:val="hybridMultilevel"/>
     <w:lvl w:ilvl="0" w15:tentative="1">
       <w:start w:val="1"/>
-      <w:numFmt w:val="decimal"/>
-      <w:lvlText w:val="%1."/>
-      <w:lvlJc w:val="start"/>
-      <w:pPr>
-        <w:ind w:left="720" w:hanging="259"/>
-      </w:pPr>
-    </w:lvl>
-    <w:lvl w:ilvl="1" w15:tentative="1">
-      <w:start w:val="1"/>
-      <w:numFmt w:val="lowerLetter"/>
-      <w:lvlText w:val="%2."/>
-      <w:lvlJc w:val="start"/>
-      <w:pPr>
-        <w:ind w:left="1440" w:hanging="259"/>
-      </w:pPr>
-    </w:lvl>
-    <w:lvl w:ilvl="2" w15:tentative="1">
-      <w:start w:val="1"/>
-      <w:numFmt w:val="lowerRoman"/>
-      <w:lvlText w:val="%3."/>
-      <w:lvlJc w:val="start"/>
-      <w:pPr>
-        <w:ind w:left="2160" w:hanging="259"/>
-      </w:pPr>
-    </w:lvl>
-    <w:lvl w:ilvl="3" w15:tentative="1">
-      <w:start w:val="1"/>
-      <w:numFmt w:val="decimal"/>
-      <w:lvlText w:val="%4."/>
-      <w:lvlJc w:val="start"/>
-      <w:pPr>
-        <w:ind w:left="2880" w:hanging="259"/>
-      </w:pPr>
-    </w:lvl>
-    <w:lvl w:ilvl="4" w15:tentative="1">
-      <w:start w:val="1"/>
-      <w:numFmt w:val="lowerLetter"/>
-      <w:lvlText w:val="%5."/>
-      <w:lvlJc w:val="start"/>
-      <w:pPr>
-        <w:ind w:left="3600" w:hanging="259"/>
-      </w:pPr>
-    </w:lvl>
-    <w:lvl w:ilvl="5" w15:tentative="1">
-      <w:start w:val="1"/>
-      <w:numFmt w:val="lowerRoman"/>
-      <w:lvlText w:val="%6."/>
-      <w:lvlJc w:val="start"/>
-      <w:pPr>
-        <w:ind w:left="4320" w:hanging="259"/>
-      </w:pPr>
-    </w:lvl>
-    <w:lvl w:ilvl="6" w15:tentative="1">
-      <w:start w:val="1"/>
-      <w:numFmt w:val="decimal"/>
-      <w:lvlText w:val="%7."/>
-      <w:lvlJc w:val="start"/>
-      <w:pPr>
-        <w:ind w:left="5040" w:hanging="259"/>
-      </w:pPr>
-    </w:lvl>
-    <w:lvl w:ilvl="7" w15:tentative="1">
-      <w:start w:val="1"/>
-      <w:numFmt w:val="lowerLetter"/>
-      <w:lvlText w:val="%8."/>
-      <w:lvlJc w:val="start"/>
-      <w:pPr>
-        <w:ind w:left="5760" w:hanging="259"/>
-      </w:pPr>
-    </w:lvl>
-    <w:lvl w:ilvl="8" w15:tentative="1">
-      <w:start w:val="1"/>
-      <w:numFmt w:val="lowerRoman"/>
-      <w:lvlText w:val="%9."/>
-      <w:lvlJc w:val="start"/>
-      <w:pPr>
-        <w:ind w:left="6480" w:hanging="259"/>
-      </w:pPr>
-    </w:lvl>
-  </w:abstractNum>
-  <w:abstractNum w:abstractNumId="231" w15:restartNumberingAfterBreak="0">
-    <w:multiLevelType w:val="hybridMultilevel"/>
-    <w:lvl w:ilvl="0" w15:tentative="1">
-      <w:start w:val="1"/>
       <w:numFmt w:val="bullet"/>
       <w:lvlText w:val="●"/>
       <w:lvlJc w:val="start"/>
@@ -1716,43 +1632,37 @@
     </w:lvl>
   </w:abstractNum>
   <w:num w:numId="1">
-    <w:abstractNumId w:val="225"/>
+    <w:abstractNumId w:val="24"/>
     <w:lvlOverride w:ilvl="0">
       <w:startOverride w:val="1"/>
     </w:lvlOverride>
   </w:num>
-  <w:num w:numId="232">
-    <w:abstractNumId w:val="226"/>
+  <w:num w:numId="30">
+    <w:abstractNumId w:val="25"/>
     <w:lvlOverride w:ilvl="0">
       <w:startOverride w:val="1"/>
     </w:lvlOverride>
   </w:num>
-  <w:num w:numId="233">
-    <w:abstractNumId w:val="227"/>
+  <w:num w:numId="31">
+    <w:abstractNumId w:val="26"/>
     <w:lvlOverride w:ilvl="0">
       <w:startOverride w:val="1"/>
     </w:lvlOverride>
   </w:num>
-  <w:num w:numId="234">
-    <w:abstractNumId w:val="228"/>
+  <w:num w:numId="32">
+    <w:abstractNumId w:val="27"/>
     <w:lvlOverride w:ilvl="0">
       <w:startOverride w:val="1"/>
     </w:lvlOverride>
   </w:num>
-  <w:num w:numId="235">
-    <w:abstractNumId w:val="229"/>
+  <w:num w:numId="33">
+    <w:abstractNumId w:val="28"/>
     <w:lvlOverride w:ilvl="0">
       <w:startOverride w:val="1"/>
     </w:lvlOverride>
   </w:num>
-  <w:num w:numId="236">
-    <w:abstractNumId w:val="230"/>
-    <w:lvlOverride w:ilvl="0">
-      <w:startOverride w:val="1"/>
-    </w:lvlOverride>
-  </w:num>
-  <w:num w:numId="237">
-    <w:abstractNumId w:val="231"/>
+  <w:num w:numId="34">
+    <w:abstractNumId w:val="29"/>
     <w:lvlOverride w:ilvl="0">
       <w:startOverride w:val="1"/>
     </w:lvlOverride>
